--- a/klagomål/A 59757-2025 FSC-klagomål.docx
+++ b/klagomål/A 59757-2025 FSC-klagomål.docx
@@ -662,7 +662,7 @@
     <w:r>
       <w:tab/>
       <w:tab/>
-      <w:t>2026-01-03</w:t>
+      <w:t>2026-01-04</w:t>
       <w:br/>
       <w:br/>
     </w:r>

--- a/klagomål/A 59757-2025 FSC-klagomål.docx
+++ b/klagomål/A 59757-2025 FSC-klagomål.docx
@@ -662,7 +662,7 @@
     <w:r>
       <w:tab/>
       <w:tab/>
-      <w:t>2026-01-07</w:t>
+      <w:t>2026-01-08</w:t>
       <w:br/>
       <w:br/>
     </w:r>

--- a/klagomål/A 59757-2025 FSC-klagomål.docx
+++ b/klagomål/A 59757-2025 FSC-klagomål.docx
@@ -662,7 +662,7 @@
     <w:r>
       <w:tab/>
       <w:tab/>
-      <w:t>2026-01-08</w:t>
+      <w:t>2026-01-09</w:t>
       <w:br/>
       <w:br/>
     </w:r>

--- a/klagomål/A 59757-2025 FSC-klagomål.docx
+++ b/klagomål/A 59757-2025 FSC-klagomål.docx
@@ -662,7 +662,7 @@
     <w:r>
       <w:tab/>
       <w:tab/>
-      <w:t>2026-01-09</w:t>
+      <w:t>2026-01-10</w:t>
       <w:br/>
       <w:br/>
     </w:r>

--- a/klagomål/A 59757-2025 FSC-klagomål.docx
+++ b/klagomål/A 59757-2025 FSC-klagomål.docx
@@ -662,7 +662,7 @@
     <w:r>
       <w:tab/>
       <w:tab/>
-      <w:t>2026-01-10</w:t>
+      <w:t>2026-01-11</w:t>
       <w:br/>
       <w:br/>
     </w:r>

--- a/klagomål/A 59757-2025 FSC-klagomål.docx
+++ b/klagomål/A 59757-2025 FSC-klagomål.docx
@@ -662,7 +662,7 @@
     <w:r>
       <w:tab/>
       <w:tab/>
-      <w:t>2026-01-11</w:t>
+      <w:t>2026-01-12</w:t>
       <w:br/>
       <w:br/>
     </w:r>

--- a/klagomål/A 59757-2025 FSC-klagomål.docx
+++ b/klagomål/A 59757-2025 FSC-klagomål.docx
@@ -662,7 +662,7 @@
     <w:r>
       <w:tab/>
       <w:tab/>
-      <w:t>2026-01-12</w:t>
+      <w:t>2026-01-13</w:t>
       <w:br/>
       <w:br/>
     </w:r>

--- a/klagomål/A 59757-2025 FSC-klagomål.docx
+++ b/klagomål/A 59757-2025 FSC-klagomål.docx
@@ -662,7 +662,7 @@
     <w:r>
       <w:tab/>
       <w:tab/>
-      <w:t>2026-01-13</w:t>
+      <w:t>2026-01-14</w:t>
       <w:br/>
       <w:br/>
     </w:r>

--- a/klagomål/A 59757-2025 FSC-klagomål.docx
+++ b/klagomål/A 59757-2025 FSC-klagomål.docx
@@ -662,7 +662,7 @@
     <w:r>
       <w:tab/>
       <w:tab/>
-      <w:t>2026-01-14</w:t>
+      <w:t>2026-01-15</w:t>
       <w:br/>
       <w:br/>
     </w:r>

--- a/klagomål/A 59757-2025 FSC-klagomål.docx
+++ b/klagomål/A 59757-2025 FSC-klagomål.docx
@@ -662,7 +662,7 @@
     <w:r>
       <w:tab/>
       <w:tab/>
-      <w:t>2026-01-15</w:t>
+      <w:t>2026-01-16</w:t>
       <w:br/>
       <w:br/>
     </w:r>

--- a/klagomål/A 59757-2025 FSC-klagomål.docx
+++ b/klagomål/A 59757-2025 FSC-klagomål.docx
@@ -662,7 +662,7 @@
     <w:r>
       <w:tab/>
       <w:tab/>
-      <w:t>2026-01-16</w:t>
+      <w:t>2026-01-17</w:t>
       <w:br/>
       <w:br/>
     </w:r>

--- a/klagomål/A 59757-2025 FSC-klagomål.docx
+++ b/klagomål/A 59757-2025 FSC-klagomål.docx
@@ -662,7 +662,7 @@
     <w:r>
       <w:tab/>
       <w:tab/>
-      <w:t>2026-01-17</w:t>
+      <w:t>2026-01-18</w:t>
       <w:br/>
       <w:br/>
     </w:r>

--- a/klagomål/A 59757-2025 FSC-klagomål.docx
+++ b/klagomål/A 59757-2025 FSC-klagomål.docx
@@ -662,7 +662,7 @@
     <w:r>
       <w:tab/>
       <w:tab/>
-      <w:t>2026-01-18</w:t>
+      <w:t>2026-01-19</w:t>
       <w:br/>
       <w:br/>
     </w:r>

--- a/klagomål/A 59757-2025 FSC-klagomål.docx
+++ b/klagomål/A 59757-2025 FSC-klagomål.docx
@@ -662,7 +662,7 @@
     <w:r>
       <w:tab/>
       <w:tab/>
-      <w:t>2026-01-19</w:t>
+      <w:t>2026-01-20</w:t>
       <w:br/>
       <w:br/>
     </w:r>

--- a/klagomål/A 59757-2025 FSC-klagomål.docx
+++ b/klagomål/A 59757-2025 FSC-klagomål.docx
@@ -662,7 +662,7 @@
     <w:r>
       <w:tab/>
       <w:tab/>
-      <w:t>2026-01-20</w:t>
+      <w:t>2026-01-21</w:t>
       <w:br/>
       <w:br/>
     </w:r>

--- a/klagomål/A 59757-2025 FSC-klagomål.docx
+++ b/klagomål/A 59757-2025 FSC-klagomål.docx
@@ -662,7 +662,7 @@
     <w:r>
       <w:tab/>
       <w:tab/>
-      <w:t>2026-01-21</w:t>
+      <w:t>2026-01-23</w:t>
       <w:br/>
       <w:br/>
     </w:r>

--- a/klagomål/A 59757-2025 FSC-klagomål.docx
+++ b/klagomål/A 59757-2025 FSC-klagomål.docx
@@ -662,7 +662,7 @@
     <w:r>
       <w:tab/>
       <w:tab/>
-      <w:t>2026-01-23</w:t>
+      <w:t>2026-01-24</w:t>
       <w:br/>
       <w:br/>
     </w:r>

--- a/klagomål/A 59757-2025 FSC-klagomål.docx
+++ b/klagomål/A 59757-2025 FSC-klagomål.docx
@@ -662,7 +662,7 @@
     <w:r>
       <w:tab/>
       <w:tab/>
-      <w:t>2026-01-24</w:t>
+      <w:t>2026-01-25</w:t>
       <w:br/>
       <w:br/>
     </w:r>

--- a/klagomål/A 59757-2025 FSC-klagomål.docx
+++ b/klagomål/A 59757-2025 FSC-klagomål.docx
@@ -662,7 +662,7 @@
     <w:r>
       <w:tab/>
       <w:tab/>
-      <w:t>2026-01-25</w:t>
+      <w:t>2026-01-26</w:t>
       <w:br/>
       <w:br/>
     </w:r>

--- a/klagomål/A 59757-2025 FSC-klagomål.docx
+++ b/klagomål/A 59757-2025 FSC-klagomål.docx
@@ -662,7 +662,7 @@
     <w:r>
       <w:tab/>
       <w:tab/>
-      <w:t>2026-01-26</w:t>
+      <w:t>2026-01-27</w:t>
       <w:br/>
       <w:br/>
     </w:r>

--- a/klagomål/A 59757-2025 FSC-klagomål.docx
+++ b/klagomål/A 59757-2025 FSC-klagomål.docx
@@ -662,7 +662,7 @@
     <w:r>
       <w:tab/>
       <w:tab/>
-      <w:t>2026-01-27</w:t>
+      <w:t>2026-01-28</w:t>
       <w:br/>
       <w:br/>
     </w:r>

--- a/klagomål/A 59757-2025 FSC-klagomål.docx
+++ b/klagomål/A 59757-2025 FSC-klagomål.docx
@@ -671,7 +671,7 @@
     <w:r>
       <w:tab/>
       <w:tab/>
-      <w:t>2026-02-22</w:t>
+      <w:t>2026-02-23</w:t>
       <w:br/>
       <w:br/>
     </w:r>

--- a/klagomål/A 59757-2025 FSC-klagomål.docx
+++ b/klagomål/A 59757-2025 FSC-klagomål.docx
@@ -671,7 +671,7 @@
     <w:r>
       <w:tab/>
       <w:tab/>
-      <w:t>2026-02-23</w:t>
+      <w:t>2026-02-24</w:t>
       <w:br/>
       <w:br/>
     </w:r>

--- a/klagomål/A 59757-2025 FSC-klagomål.docx
+++ b/klagomål/A 59757-2025 FSC-klagomål.docx
@@ -671,7 +671,7 @@
     <w:r>
       <w:tab/>
       <w:tab/>
-      <w:t>2026-02-24</w:t>
+      <w:t>2026-02-25</w:t>
       <w:br/>
       <w:br/>
     </w:r>

--- a/klagomål/A 59757-2025 FSC-klagomål.docx
+++ b/klagomål/A 59757-2025 FSC-klagomål.docx
@@ -671,7 +671,7 @@
     <w:r>
       <w:tab/>
       <w:tab/>
-      <w:t>2026-02-25</w:t>
+      <w:t>2026-02-26</w:t>
       <w:br/>
       <w:br/>
     </w:r>

--- a/klagomål/A 59757-2025 FSC-klagomål.docx
+++ b/klagomål/A 59757-2025 FSC-klagomål.docx
@@ -671,7 +671,7 @@
     <w:r>
       <w:tab/>
       <w:tab/>
-      <w:t>2026-02-26</w:t>
+      <w:t>2026-02-28</w:t>
       <w:br/>
       <w:br/>
     </w:r>

--- a/klagomål/A 59757-2025 FSC-klagomål.docx
+++ b/klagomål/A 59757-2025 FSC-klagomål.docx
@@ -671,7 +671,7 @@
     <w:r>
       <w:tab/>
       <w:tab/>
-      <w:t>2026-02-28</w:t>
+      <w:t>2026-03-01</w:t>
       <w:br/>
       <w:br/>
     </w:r>

--- a/klagomål/A 59757-2025 FSC-klagomål.docx
+++ b/klagomål/A 59757-2025 FSC-klagomål.docx
@@ -671,7 +671,7 @@
     <w:r>
       <w:tab/>
       <w:tab/>
-      <w:t>2026-03-01</w:t>
+      <w:t>2026-03-02</w:t>
       <w:br/>
       <w:br/>
     </w:r>

--- a/klagomål/A 59757-2025 FSC-klagomål.docx
+++ b/klagomål/A 59757-2025 FSC-klagomål.docx
@@ -671,7 +671,7 @@
     <w:r>
       <w:tab/>
       <w:tab/>
-      <w:t>2026-03-02</w:t>
+      <w:t>2026-03-03</w:t>
       <w:br/>
       <w:br/>
     </w:r>

--- a/klagomål/A 59757-2025 FSC-klagomål.docx
+++ b/klagomål/A 59757-2025 FSC-klagomål.docx
@@ -671,7 +671,7 @@
     <w:r>
       <w:tab/>
       <w:tab/>
-      <w:t>2026-03-03</w:t>
+      <w:t>2026-03-04</w:t>
       <w:br/>
       <w:br/>
     </w:r>

--- a/klagomål/A 59757-2025 FSC-klagomål.docx
+++ b/klagomål/A 59757-2025 FSC-klagomål.docx
@@ -671,7 +671,7 @@
     <w:r>
       <w:tab/>
       <w:tab/>
-      <w:t>2026-03-04</w:t>
+      <w:t>2026-03-05</w:t>
       <w:br/>
       <w:br/>
     </w:r>

--- a/klagomål/A 59757-2025 FSC-klagomål.docx
+++ b/klagomål/A 59757-2025 FSC-klagomål.docx
@@ -671,7 +671,7 @@
     <w:r>
       <w:tab/>
       <w:tab/>
-      <w:t>2026-03-05</w:t>
+      <w:t>2026-03-06</w:t>
       <w:br/>
       <w:br/>
     </w:r>

--- a/klagomål/A 59757-2025 FSC-klagomål.docx
+++ b/klagomål/A 59757-2025 FSC-klagomål.docx
@@ -671,7 +671,7 @@
     <w:r>
       <w:tab/>
       <w:tab/>
-      <w:t>2026-03-06</w:t>
+      <w:t>2026-03-07</w:t>
       <w:br/>
       <w:br/>
     </w:r>

--- a/klagomål/A 59757-2025 FSC-klagomål.docx
+++ b/klagomål/A 59757-2025 FSC-klagomål.docx
@@ -671,7 +671,7 @@
     <w:r>
       <w:tab/>
       <w:tab/>
-      <w:t>2026-06-15</w:t>
+      <w:t>2026-06-16</w:t>
       <w:br/>
       <w:br/>
     </w:r>

--- a/klagomål/A 59757-2025 FSC-klagomål.docx
+++ b/klagomål/A 59757-2025 FSC-klagomål.docx
@@ -671,7 +671,7 @@
     <w:r>
       <w:tab/>
       <w:tab/>
-      <w:t>2026-06-16</w:t>
+      <w:t>2026-06-17</w:t>
       <w:br/>
       <w:br/>
     </w:r>

--- a/klagomål/A 59757-2025 FSC-klagomål.docx
+++ b/klagomål/A 59757-2025 FSC-klagomål.docx
@@ -1,6 +1,6 @@
 
 <file path=word/document.xml><?xml version="1.0" encoding="utf-8"?>
-<w:document xmlns:wpc="http://schemas.microsoft.com/office/word/2010/wordprocessingCanvas" xmlns:cx="http://schemas.microsoft.com/office/drawing/2014/chartex" xmlns:cx1="http://schemas.microsoft.com/office/drawing/2015/9/8/chartex" xmlns:cx2="http://schemas.microsoft.com/office/drawing/2015/10/21/chartex" xmlns:cx3="http://schemas.microsoft.com/office/drawing/2016/5/9/chartex" xmlns:cx4="http://schemas.microsoft.com/office/drawing/2016/5/10/chartex" xmlns:cx5="http://schemas.microsoft.com/office/drawing/2016/5/11/chartex" xmlns:cx6="http://schemas.microsoft.com/office/drawing/2016/5/12/chartex" xmlns:cx7="http://schemas.microsoft.com/office/drawing/2016/5/13/chartex" xmlns:cx8="http://schemas.microsoft.com/office/drawing/2016/5/14/chartex" xmlns:mc="http://schemas.openxmlformats.org/markup-compatibility/2006" xmlns:aink="http://schemas.microsoft.com/office/drawing/2016/ink" xmlns:am3d="http://schemas.microsoft.com/office/drawing/2017/model3d" xmlns:o="urn:schemas-microsoft-com:office:office" xmlns:oel="http://schemas.microsoft.com/office/2019/extlst" xmlns:r="http://schemas.openxmlformats.org/officeDocument/2006/relationships" xmlns:m="http://schemas.openxmlformats.org/officeDocument/2006/math" xmlns:v="urn:schemas-microsoft-com:vml" xmlns:wp14="http://schemas.microsoft.com/office/word/2010/wordprocessingDrawing" xmlns:wp="http://schemas.openxmlformats.org/drawingml/2006/wordprocessingDrawing" xmlns:w10="urn:schemas-microsoft-com:office:word" xmlns:w="http://schemas.openxmlformats.org/wordprocessingml/2006/main" xmlns:w14="http://schemas.microsoft.com/office/word/2010/wordml" xmlns:w15="http://schemas.microsoft.com/office/word/2012/wordml" xmlns:w16cex="http://schemas.microsoft.com/office/word/2018/wordml/cex" xmlns:w16cid="http://schemas.microsoft.com/office/word/2016/wordml/cid" xmlns:w16="http://schemas.microsoft.com/office/word/2018/wordml" xmlns:w16sdtdh="http://schemas.microsoft.com/office/word/2020/wordml/sdtdatahash" xmlns:w16se="http://schemas.microsoft.com/office/word/2015/wordml/symex" xmlns:wpg="http://schemas.microsoft.com/office/word/2010/wordprocessingGroup" xmlns:wpi="http://schemas.microsoft.com/office/word/2010/wordprocessingInk" xmlns:wne="http://schemas.microsoft.com/office/word/2006/wordml" xmlns:wps="http://schemas.microsoft.com/office/word/2010/wordprocessingShape" mc:Ignorable="w14 w15 w16se w16cid w16 w16cex w16sdtdh wp14">
+<w:document xmlns:wpc="http://schemas.microsoft.com/office/word/2010/wordprocessingCanvas" xmlns:cx="http://schemas.microsoft.com/office/drawing/2014/chartex" xmlns:cx1="http://schemas.microsoft.com/office/drawing/2015/9/8/chartex" xmlns:cx2="http://schemas.microsoft.com/office/drawing/2015/10/21/chartex" xmlns:cx3="http://schemas.microsoft.com/office/drawing/2016/5/9/chartex" xmlns:cx4="http://schemas.microsoft.com/office/drawing/2016/5/10/chartex" xmlns:cx5="http://schemas.microsoft.com/office/drawing/2016/5/11/chartex" xmlns:cx6="http://schemas.microsoft.com/office/drawing/2016/5/12/chartex" xmlns:cx7="http://schemas.microsoft.com/office/drawing/2016/5/13/chartex" xmlns:cx8="http://schemas.microsoft.com/office/drawing/2016/5/14/chartex" xmlns:mc="http://schemas.openxmlformats.org/markup-compatibility/2006" xmlns:aink="http://schemas.microsoft.com/office/drawing/2016/ink" xmlns:am3d="http://schemas.microsoft.com/office/drawing/2017/model3d" xmlns:o="urn:schemas-microsoft-com:office:office" xmlns:oel="http://schemas.microsoft.com/office/2019/extlst" xmlns:r="http://schemas.openxmlformats.org/officeDocument/2006/relationships" xmlns:m="http://schemas.openxmlformats.org/officeDocument/2006/math" xmlns:v="urn:schemas-microsoft-com:vml" xmlns:wp14="http://schemas.microsoft.com/office/word/2010/wordprocessingDrawing" xmlns:wp="http://schemas.openxmlformats.org/drawingml/2006/wordprocessingDrawing" xmlns:w10="urn:schemas-microsoft-com:office:word" xmlns:w="http://schemas.openxmlformats.org/wordprocessingml/2006/main" xmlns:w14="http://schemas.microsoft.com/office/word/2010/wordml" xmlns:w15="http://schemas.microsoft.com/office/word/2012/wordml" xmlns:w16cex="http://schemas.microsoft.com/office/word/2018/wordml/cex" xmlns:w16cid="http://schemas.microsoft.com/office/word/2016/wordml/cid" xmlns:w16="http://schemas.microsoft.com/office/word/2018/wordml" xmlns:w16du="http://schemas.microsoft.com/office/word/2023/wordml/word16du" xmlns:w16sdtdh="http://schemas.microsoft.com/office/word/2020/wordml/sdtdatahash" xmlns:w16sdtfl="http://schemas.microsoft.com/office/word/2024/wordml/sdtformatlock" xmlns:w16se="http://schemas.microsoft.com/office/word/2015/wordml/symex" xmlns:wpg="http://schemas.microsoft.com/office/word/2010/wordprocessingGroup" xmlns:wpi="http://schemas.microsoft.com/office/word/2010/wordprocessingInk" xmlns:wne="http://schemas.microsoft.com/office/word/2006/wordml" xmlns:wps="http://schemas.microsoft.com/office/word/2010/wordprocessingShape" mc:Ignorable="w14 w15 w16se w16cid w16 w16cex w16sdtdh w16sdtfl w16du wp14">
   <w:body>
     <w:p>
       <w:r>
@@ -168,7 +168,7 @@
     </w:p>
     <w:p>
       <w:r>
-        <w:t>Detta dokument behandlar höga naturvärden i avverkningsanmälan A 59757-2025 i Ljusdals kommun. Denna avverkningsanmälan inkom 2025-12-01 14:08:12 och omfattar 17,1 ha.</w:t>
+        <w:t>Detta dokument behandlar höga naturvärden i avverkningsanmälan A 59757-2025 i Ljusdals kommun som inkom 2025-12-01 och omfattar 17,1 ha.</w:t>
       </w:r>
     </w:p>
     <w:p>
@@ -191,12 +191,15 @@
     </w:p>
     <w:p>
       <w:r>
-        <w:t>I avverkningsanmälan har följande 1 naturvårdsarter hittats: kolflarnlav (NT). Av dessa är 1 rödlistade. För rödlistade arter har rödlistekategorin angivits inom parentes.</w:t>
+        <w:t>I avverkningsanmälan har följande 1 naturvårdsarter hittats: kolflarnlav (NT, T). Av dessa är 1 rödlistade. För rödlistade arter har rödlistekategorin angivits inom parentes. Typiska arter inom Natura 2000 som är kopplade till skogsekosystem har markerats med (T).</w:t>
       </w:r>
     </w:p>
     <w:p>
       <w:r>
-        <w:t>De påträffade naturvårdsarterna är ett tydligt kvitto på att detta rör sig om en skog med höga naturvärden. I Figur 1 visas en karta över det avverkningsanmälda området, där samtliga fyndplatser för naturvårdsarter som finns registrerade på Artportalen har markerats.</w:t>
+        <w:t>De påträffade naturvårdsarterna är ett tydligt kvitto på att det rör sig om en skog med höga naturvärden.</w:t>
+      </w:r>
+      <w:r>
+        <w:t xml:space="preserve"> I Figur 1 visas fyndplatser för naturvårdsarter i området, som finns registrerade på Artportalen.</w:t>
       </w:r>
     </w:p>
     <w:p>
@@ -206,7 +209,7 @@
       <w:r>
         <w:drawing>
           <wp:inline xmlns:a="http://schemas.openxmlformats.org/drawingml/2006/main" xmlns:pic="http://schemas.openxmlformats.org/drawingml/2006/picture">
-            <wp:extent cx="5486400" cy="4180425"/>
+            <wp:extent cx="5486400" cy="5184742"/>
             <wp:docPr id="1" name="Picture 1"/>
             <wp:cNvGraphicFramePr>
               <a:graphicFrameLocks noChangeAspect="1"/>
@@ -227,7 +230,7 @@
                   <pic:spPr>
                     <a:xfrm>
                       <a:off x="0" y="0"/>
-                      <a:ext cx="5486400" cy="4180425"/>
+                      <a:ext cx="5486400" cy="5184742"/>
                     </a:xfrm>
                     <a:prstGeom prst="rect"/>
                   </pic:spPr>
@@ -241,9 +244,10 @@
     <w:p>
       <w:pPr>
         <w:pStyle w:val="Caption"/>
+        <w:spacing w:after="240"/>
       </w:pPr>
       <w:r>
-        <w:t>Figur 1. Fyndplatser för naturvårdsarter i det avverkningsanmälda området (röd linje). Markörer utan svart kant är placerade på fyndplatsen. Markörer med svart kant är placerade vid sidan av fyndplatsen och har ett svart streck som visar fyndplatsens exakta position. Kartans mittpunktskoordinat är N 6831041, E 491241 i SWEREF 99 TM.</w:t>
+        <w:t>Figur 1. Fyndplatser för naturvårdsarter i avverkningsanmälan (röd linje). Markörer utan svart kant är placerade på fyndplatsen. Markörer med svart kant är placerade vid sidan av fyndplatsen och har ett svart streck som visar fyndplatsens exakta position. Kartans mittpunktskoordinat är N 6831041, E 491241 i SWEREF 99 TM.</w:t>
       </w:r>
     </w:p>
     <w:p>
@@ -561,7 +565,7 @@
 </file>
 
 <file path=word/endnotes.xml><?xml version="1.0" encoding="utf-8"?>
-<w:endnotes xmlns:wpc="http://schemas.microsoft.com/office/word/2010/wordprocessingCanvas" xmlns:cx="http://schemas.microsoft.com/office/drawing/2014/chartex" xmlns:cx1="http://schemas.microsoft.com/office/drawing/2015/9/8/chartex" xmlns:cx2="http://schemas.microsoft.com/office/drawing/2015/10/21/chartex" xmlns:cx3="http://schemas.microsoft.com/office/drawing/2016/5/9/chartex" xmlns:cx4="http://schemas.microsoft.com/office/drawing/2016/5/10/chartex" xmlns:cx5="http://schemas.microsoft.com/office/drawing/2016/5/11/chartex" xmlns:cx6="http://schemas.microsoft.com/office/drawing/2016/5/12/chartex" xmlns:cx7="http://schemas.microsoft.com/office/drawing/2016/5/13/chartex" xmlns:cx8="http://schemas.microsoft.com/office/drawing/2016/5/14/chartex" xmlns:mc="http://schemas.openxmlformats.org/markup-compatibility/2006" xmlns:aink="http://schemas.microsoft.com/office/drawing/2016/ink" xmlns:am3d="http://schemas.microsoft.com/office/drawing/2017/model3d" xmlns:o="urn:schemas-microsoft-com:office:office" xmlns:oel="http://schemas.microsoft.com/office/2019/extlst" xmlns:r="http://schemas.openxmlformats.org/officeDocument/2006/relationships" xmlns:m="http://schemas.openxmlformats.org/officeDocument/2006/math" xmlns:v="urn:schemas-microsoft-com:vml" xmlns:wp14="http://schemas.microsoft.com/office/word/2010/wordprocessingDrawing" xmlns:wp="http://schemas.openxmlformats.org/drawingml/2006/wordprocessingDrawing" xmlns:w10="urn:schemas-microsoft-com:office:word" xmlns:w="http://schemas.openxmlformats.org/wordprocessingml/2006/main" xmlns:w14="http://schemas.microsoft.com/office/word/2010/wordml" xmlns:w15="http://schemas.microsoft.com/office/word/2012/wordml" xmlns:w16cex="http://schemas.microsoft.com/office/word/2018/wordml/cex" xmlns:w16cid="http://schemas.microsoft.com/office/word/2016/wordml/cid" xmlns:w16="http://schemas.microsoft.com/office/word/2018/wordml" xmlns:w16sdtdh="http://schemas.microsoft.com/office/word/2020/wordml/sdtdatahash" xmlns:w16se="http://schemas.microsoft.com/office/word/2015/wordml/symex" xmlns:wpg="http://schemas.microsoft.com/office/word/2010/wordprocessingGroup" xmlns:wpi="http://schemas.microsoft.com/office/word/2010/wordprocessingInk" xmlns:wne="http://schemas.microsoft.com/office/word/2006/wordml" xmlns:wps="http://schemas.microsoft.com/office/word/2010/wordprocessingShape" mc:Ignorable="w14 w15 w16se w16cid w16 w16cex w16sdtdh wp14">
+<w:endnotes xmlns:wpc="http://schemas.microsoft.com/office/word/2010/wordprocessingCanvas" xmlns:cx="http://schemas.microsoft.com/office/drawing/2014/chartex" xmlns:cx1="http://schemas.microsoft.com/office/drawing/2015/9/8/chartex" xmlns:cx2="http://schemas.microsoft.com/office/drawing/2015/10/21/chartex" xmlns:cx3="http://schemas.microsoft.com/office/drawing/2016/5/9/chartex" xmlns:cx4="http://schemas.microsoft.com/office/drawing/2016/5/10/chartex" xmlns:cx5="http://schemas.microsoft.com/office/drawing/2016/5/11/chartex" xmlns:cx6="http://schemas.microsoft.com/office/drawing/2016/5/12/chartex" xmlns:cx7="http://schemas.microsoft.com/office/drawing/2016/5/13/chartex" xmlns:cx8="http://schemas.microsoft.com/office/drawing/2016/5/14/chartex" xmlns:mc="http://schemas.openxmlformats.org/markup-compatibility/2006" xmlns:aink="http://schemas.microsoft.com/office/drawing/2016/ink" xmlns:am3d="http://schemas.microsoft.com/office/drawing/2017/model3d" xmlns:o="urn:schemas-microsoft-com:office:office" xmlns:oel="http://schemas.microsoft.com/office/2019/extlst" xmlns:r="http://schemas.openxmlformats.org/officeDocument/2006/relationships" xmlns:m="http://schemas.openxmlformats.org/officeDocument/2006/math" xmlns:v="urn:schemas-microsoft-com:vml" xmlns:wp14="http://schemas.microsoft.com/office/word/2010/wordprocessingDrawing" xmlns:wp="http://schemas.openxmlformats.org/drawingml/2006/wordprocessingDrawing" xmlns:w10="urn:schemas-microsoft-com:office:word" xmlns:w="http://schemas.openxmlformats.org/wordprocessingml/2006/main" xmlns:w14="http://schemas.microsoft.com/office/word/2010/wordml" xmlns:w15="http://schemas.microsoft.com/office/word/2012/wordml" xmlns:w16cex="http://schemas.microsoft.com/office/word/2018/wordml/cex" xmlns:w16cid="http://schemas.microsoft.com/office/word/2016/wordml/cid" xmlns:w16="http://schemas.microsoft.com/office/word/2018/wordml" xmlns:w16du="http://schemas.microsoft.com/office/word/2023/wordml/word16du" xmlns:w16sdtdh="http://schemas.microsoft.com/office/word/2020/wordml/sdtdatahash" xmlns:w16sdtfl="http://schemas.microsoft.com/office/word/2024/wordml/sdtformatlock" xmlns:w16se="http://schemas.microsoft.com/office/word/2015/wordml/symex" xmlns:wpg="http://schemas.microsoft.com/office/word/2010/wordprocessingGroup" xmlns:wpi="http://schemas.microsoft.com/office/word/2010/wordprocessingInk" xmlns:wne="http://schemas.microsoft.com/office/word/2006/wordml" xmlns:wps="http://schemas.microsoft.com/office/word/2010/wordprocessingShape" mc:Ignorable="w14 w15 w16se w16cid w16 w16cex w16sdtdh w16sdtfl w16du wp14">
   <w:endnote w:type="separator" w:id="-1">
     <w:p>
       <w:pPr>
@@ -586,7 +590,7 @@
 </file>
 
 <file path=word/footer1.xml><?xml version="1.0" encoding="utf-8"?>
-<w:ftr xmlns:wpc="http://schemas.microsoft.com/office/word/2010/wordprocessingCanvas" xmlns:cx="http://schemas.microsoft.com/office/drawing/2014/chartex" xmlns:cx1="http://schemas.microsoft.com/office/drawing/2015/9/8/chartex" xmlns:cx2="http://schemas.microsoft.com/office/drawing/2015/10/21/chartex" xmlns:cx3="http://schemas.microsoft.com/office/drawing/2016/5/9/chartex" xmlns:cx4="http://schemas.microsoft.com/office/drawing/2016/5/10/chartex" xmlns:cx5="http://schemas.microsoft.com/office/drawing/2016/5/11/chartex" xmlns:cx6="http://schemas.microsoft.com/office/drawing/2016/5/12/chartex" xmlns:cx7="http://schemas.microsoft.com/office/drawing/2016/5/13/chartex" xmlns:cx8="http://schemas.microsoft.com/office/drawing/2016/5/14/chartex" xmlns:mc="http://schemas.openxmlformats.org/markup-compatibility/2006" xmlns:aink="http://schemas.microsoft.com/office/drawing/2016/ink" xmlns:am3d="http://schemas.microsoft.com/office/drawing/2017/model3d" xmlns:o="urn:schemas-microsoft-com:office:office" xmlns:oel="http://schemas.microsoft.com/office/2019/extlst" xmlns:r="http://schemas.openxmlformats.org/officeDocument/2006/relationships" xmlns:m="http://schemas.openxmlformats.org/officeDocument/2006/math" xmlns:v="urn:schemas-microsoft-com:vml" xmlns:wp14="http://schemas.microsoft.com/office/word/2010/wordprocessingDrawing" xmlns:wp="http://schemas.openxmlformats.org/drawingml/2006/wordprocessingDrawing" xmlns:w10="urn:schemas-microsoft-com:office:word" xmlns:w="http://schemas.openxmlformats.org/wordprocessingml/2006/main" xmlns:w14="http://schemas.microsoft.com/office/word/2010/wordml" xmlns:w15="http://schemas.microsoft.com/office/word/2012/wordml" xmlns:w16cex="http://schemas.microsoft.com/office/word/2018/wordml/cex" xmlns:w16cid="http://schemas.microsoft.com/office/word/2016/wordml/cid" xmlns:w16="http://schemas.microsoft.com/office/word/2018/wordml" xmlns:w16sdtdh="http://schemas.microsoft.com/office/word/2020/wordml/sdtdatahash" xmlns:w16se="http://schemas.microsoft.com/office/word/2015/wordml/symex" xmlns:wpg="http://schemas.microsoft.com/office/word/2010/wordprocessingGroup" xmlns:wpi="http://schemas.microsoft.com/office/word/2010/wordprocessingInk" xmlns:wne="http://schemas.microsoft.com/office/word/2006/wordml" xmlns:wps="http://schemas.microsoft.com/office/word/2010/wordprocessingShape" mc:Ignorable="w14 w15 w16se w16cid w16 w16cex w16sdtdh wp14">
+<w:ftr xmlns:wpc="http://schemas.microsoft.com/office/word/2010/wordprocessingCanvas" xmlns:cx="http://schemas.microsoft.com/office/drawing/2014/chartex" xmlns:cx1="http://schemas.microsoft.com/office/drawing/2015/9/8/chartex" xmlns:cx2="http://schemas.microsoft.com/office/drawing/2015/10/21/chartex" xmlns:cx3="http://schemas.microsoft.com/office/drawing/2016/5/9/chartex" xmlns:cx4="http://schemas.microsoft.com/office/drawing/2016/5/10/chartex" xmlns:cx5="http://schemas.microsoft.com/office/drawing/2016/5/11/chartex" xmlns:cx6="http://schemas.microsoft.com/office/drawing/2016/5/12/chartex" xmlns:cx7="http://schemas.microsoft.com/office/drawing/2016/5/13/chartex" xmlns:cx8="http://schemas.microsoft.com/office/drawing/2016/5/14/chartex" xmlns:mc="http://schemas.openxmlformats.org/markup-compatibility/2006" xmlns:aink="http://schemas.microsoft.com/office/drawing/2016/ink" xmlns:am3d="http://schemas.microsoft.com/office/drawing/2017/model3d" xmlns:o="urn:schemas-microsoft-com:office:office" xmlns:oel="http://schemas.microsoft.com/office/2019/extlst" xmlns:r="http://schemas.openxmlformats.org/officeDocument/2006/relationships" xmlns:m="http://schemas.openxmlformats.org/officeDocument/2006/math" xmlns:v="urn:schemas-microsoft-com:vml" xmlns:wp14="http://schemas.microsoft.com/office/word/2010/wordprocessingDrawing" xmlns:wp="http://schemas.openxmlformats.org/drawingml/2006/wordprocessingDrawing" xmlns:w10="urn:schemas-microsoft-com:office:word" xmlns:w="http://schemas.openxmlformats.org/wordprocessingml/2006/main" xmlns:w14="http://schemas.microsoft.com/office/word/2010/wordml" xmlns:w15="http://schemas.microsoft.com/office/word/2012/wordml" xmlns:w16cex="http://schemas.microsoft.com/office/word/2018/wordml/cex" xmlns:w16cid="http://schemas.microsoft.com/office/word/2016/wordml/cid" xmlns:w16="http://schemas.microsoft.com/office/word/2018/wordml" xmlns:w16du="http://schemas.microsoft.com/office/word/2023/wordml/word16du" xmlns:w16sdtdh="http://schemas.microsoft.com/office/word/2020/wordml/sdtdatahash" xmlns:w16sdtfl="http://schemas.microsoft.com/office/word/2024/wordml/sdtformatlock" xmlns:w16se="http://schemas.microsoft.com/office/word/2015/wordml/symex" xmlns:wpg="http://schemas.microsoft.com/office/word/2010/wordprocessingGroup" xmlns:wpi="http://schemas.microsoft.com/office/word/2010/wordprocessingInk" xmlns:wne="http://schemas.microsoft.com/office/word/2006/wordml" xmlns:wps="http://schemas.microsoft.com/office/word/2010/wordprocessingShape" mc:Ignorable="w14 w15 w16se w16cid w16 w16cex w16sdtdh w16sdtfl w16du wp14">
   <w:p>
     <w:pPr>
       <w:pStyle w:val="Footer"/>
@@ -596,7 +600,7 @@
 </file>
 
 <file path=word/footer2.xml><?xml version="1.0" encoding="utf-8"?>
-<w:ftr xmlns:wpc="http://schemas.microsoft.com/office/word/2010/wordprocessingCanvas" xmlns:cx="http://schemas.microsoft.com/office/drawing/2014/chartex" xmlns:cx1="http://schemas.microsoft.com/office/drawing/2015/9/8/chartex" xmlns:cx2="http://schemas.microsoft.com/office/drawing/2015/10/21/chartex" xmlns:cx3="http://schemas.microsoft.com/office/drawing/2016/5/9/chartex" xmlns:cx4="http://schemas.microsoft.com/office/drawing/2016/5/10/chartex" xmlns:cx5="http://schemas.microsoft.com/office/drawing/2016/5/11/chartex" xmlns:cx6="http://schemas.microsoft.com/office/drawing/2016/5/12/chartex" xmlns:cx7="http://schemas.microsoft.com/office/drawing/2016/5/13/chartex" xmlns:cx8="http://schemas.microsoft.com/office/drawing/2016/5/14/chartex" xmlns:mc="http://schemas.openxmlformats.org/markup-compatibility/2006" xmlns:aink="http://schemas.microsoft.com/office/drawing/2016/ink" xmlns:am3d="http://schemas.microsoft.com/office/drawing/2017/model3d" xmlns:o="urn:schemas-microsoft-com:office:office" xmlns:oel="http://schemas.microsoft.com/office/2019/extlst" xmlns:r="http://schemas.openxmlformats.org/officeDocument/2006/relationships" xmlns:m="http://schemas.openxmlformats.org/officeDocument/2006/math" xmlns:v="urn:schemas-microsoft-com:vml" xmlns:wp14="http://schemas.microsoft.com/office/word/2010/wordprocessingDrawing" xmlns:wp="http://schemas.openxmlformats.org/drawingml/2006/wordprocessingDrawing" xmlns:w10="urn:schemas-microsoft-com:office:word" xmlns:w="http://schemas.openxmlformats.org/wordprocessingml/2006/main" xmlns:w14="http://schemas.microsoft.com/office/word/2010/wordml" xmlns:w15="http://schemas.microsoft.com/office/word/2012/wordml" xmlns:w16cex="http://schemas.microsoft.com/office/word/2018/wordml/cex" xmlns:w16cid="http://schemas.microsoft.com/office/word/2016/wordml/cid" xmlns:w16="http://schemas.microsoft.com/office/word/2018/wordml" xmlns:w16sdtdh="http://schemas.microsoft.com/office/word/2020/wordml/sdtdatahash" xmlns:w16se="http://schemas.microsoft.com/office/word/2015/wordml/symex" xmlns:wpg="http://schemas.microsoft.com/office/word/2010/wordprocessingGroup" xmlns:wpi="http://schemas.microsoft.com/office/word/2010/wordprocessingInk" xmlns:wne="http://schemas.microsoft.com/office/word/2006/wordml" xmlns:wps="http://schemas.microsoft.com/office/word/2010/wordprocessingShape" mc:Ignorable="w14 w15 w16se w16cid w16 w16cex w16sdtdh wp14">
+<w:ftr xmlns:wpc="http://schemas.microsoft.com/office/word/2010/wordprocessingCanvas" xmlns:cx="http://schemas.microsoft.com/office/drawing/2014/chartex" xmlns:cx1="http://schemas.microsoft.com/office/drawing/2015/9/8/chartex" xmlns:cx2="http://schemas.microsoft.com/office/drawing/2015/10/21/chartex" xmlns:cx3="http://schemas.microsoft.com/office/drawing/2016/5/9/chartex" xmlns:cx4="http://schemas.microsoft.com/office/drawing/2016/5/10/chartex" xmlns:cx5="http://schemas.microsoft.com/office/drawing/2016/5/11/chartex" xmlns:cx6="http://schemas.microsoft.com/office/drawing/2016/5/12/chartex" xmlns:cx7="http://schemas.microsoft.com/office/drawing/2016/5/13/chartex" xmlns:cx8="http://schemas.microsoft.com/office/drawing/2016/5/14/chartex" xmlns:mc="http://schemas.openxmlformats.org/markup-compatibility/2006" xmlns:aink="http://schemas.microsoft.com/office/drawing/2016/ink" xmlns:am3d="http://schemas.microsoft.com/office/drawing/2017/model3d" xmlns:o="urn:schemas-microsoft-com:office:office" xmlns:oel="http://schemas.microsoft.com/office/2019/extlst" xmlns:r="http://schemas.openxmlformats.org/officeDocument/2006/relationships" xmlns:m="http://schemas.openxmlformats.org/officeDocument/2006/math" xmlns:v="urn:schemas-microsoft-com:vml" xmlns:wp14="http://schemas.microsoft.com/office/word/2010/wordprocessingDrawing" xmlns:wp="http://schemas.openxmlformats.org/drawingml/2006/wordprocessingDrawing" xmlns:w10="urn:schemas-microsoft-com:office:word" xmlns:w="http://schemas.openxmlformats.org/wordprocessingml/2006/main" xmlns:w14="http://schemas.microsoft.com/office/word/2010/wordml" xmlns:w15="http://schemas.microsoft.com/office/word/2012/wordml" xmlns:w16cex="http://schemas.microsoft.com/office/word/2018/wordml/cex" xmlns:w16cid="http://schemas.microsoft.com/office/word/2016/wordml/cid" xmlns:w16="http://schemas.microsoft.com/office/word/2018/wordml" xmlns:w16du="http://schemas.microsoft.com/office/word/2023/wordml/word16du" xmlns:w16sdtdh="http://schemas.microsoft.com/office/word/2020/wordml/sdtdatahash" xmlns:w16sdtfl="http://schemas.microsoft.com/office/word/2024/wordml/sdtformatlock" xmlns:w16se="http://schemas.microsoft.com/office/word/2015/wordml/symex" xmlns:wpg="http://schemas.microsoft.com/office/word/2010/wordprocessingGroup" xmlns:wpi="http://schemas.microsoft.com/office/word/2010/wordprocessingInk" xmlns:wne="http://schemas.microsoft.com/office/word/2006/wordml" xmlns:wps="http://schemas.microsoft.com/office/word/2010/wordprocessingShape" mc:Ignorable="w14 w15 w16se w16cid w16 w16cex w16sdtdh w16sdtfl w16du wp14">
   <w:p>
     <w:pPr>
       <w:pStyle w:val="Footer"/>
@@ -606,7 +610,7 @@
 </file>
 
 <file path=word/footer3.xml><?xml version="1.0" encoding="utf-8"?>
-<w:ftr xmlns:wpc="http://schemas.microsoft.com/office/word/2010/wordprocessingCanvas" xmlns:cx="http://schemas.microsoft.com/office/drawing/2014/chartex" xmlns:cx1="http://schemas.microsoft.com/office/drawing/2015/9/8/chartex" xmlns:cx2="http://schemas.microsoft.com/office/drawing/2015/10/21/chartex" xmlns:cx3="http://schemas.microsoft.com/office/drawing/2016/5/9/chartex" xmlns:cx4="http://schemas.microsoft.com/office/drawing/2016/5/10/chartex" xmlns:cx5="http://schemas.microsoft.com/office/drawing/2016/5/11/chartex" xmlns:cx6="http://schemas.microsoft.com/office/drawing/2016/5/12/chartex" xmlns:cx7="http://schemas.microsoft.com/office/drawing/2016/5/13/chartex" xmlns:cx8="http://schemas.microsoft.com/office/drawing/2016/5/14/chartex" xmlns:mc="http://schemas.openxmlformats.org/markup-compatibility/2006" xmlns:aink="http://schemas.microsoft.com/office/drawing/2016/ink" xmlns:am3d="http://schemas.microsoft.com/office/drawing/2017/model3d" xmlns:o="urn:schemas-microsoft-com:office:office" xmlns:oel="http://schemas.microsoft.com/office/2019/extlst" xmlns:r="http://schemas.openxmlformats.org/officeDocument/2006/relationships" xmlns:m="http://schemas.openxmlformats.org/officeDocument/2006/math" xmlns:v="urn:schemas-microsoft-com:vml" xmlns:wp14="http://schemas.microsoft.com/office/word/2010/wordprocessingDrawing" xmlns:wp="http://schemas.openxmlformats.org/drawingml/2006/wordprocessingDrawing" xmlns:w10="urn:schemas-microsoft-com:office:word" xmlns:w="http://schemas.openxmlformats.org/wordprocessingml/2006/main" xmlns:w14="http://schemas.microsoft.com/office/word/2010/wordml" xmlns:w15="http://schemas.microsoft.com/office/word/2012/wordml" xmlns:w16cex="http://schemas.microsoft.com/office/word/2018/wordml/cex" xmlns:w16cid="http://schemas.microsoft.com/office/word/2016/wordml/cid" xmlns:w16="http://schemas.microsoft.com/office/word/2018/wordml" xmlns:w16sdtdh="http://schemas.microsoft.com/office/word/2020/wordml/sdtdatahash" xmlns:w16se="http://schemas.microsoft.com/office/word/2015/wordml/symex" xmlns:wpg="http://schemas.microsoft.com/office/word/2010/wordprocessingGroup" xmlns:wpi="http://schemas.microsoft.com/office/word/2010/wordprocessingInk" xmlns:wne="http://schemas.microsoft.com/office/word/2006/wordml" xmlns:wps="http://schemas.microsoft.com/office/word/2010/wordprocessingShape" mc:Ignorable="w14 w15 w16se w16cid w16 w16cex w16sdtdh wp14">
+<w:ftr xmlns:wpc="http://schemas.microsoft.com/office/word/2010/wordprocessingCanvas" xmlns:cx="http://schemas.microsoft.com/office/drawing/2014/chartex" xmlns:cx1="http://schemas.microsoft.com/office/drawing/2015/9/8/chartex" xmlns:cx2="http://schemas.microsoft.com/office/drawing/2015/10/21/chartex" xmlns:cx3="http://schemas.microsoft.com/office/drawing/2016/5/9/chartex" xmlns:cx4="http://schemas.microsoft.com/office/drawing/2016/5/10/chartex" xmlns:cx5="http://schemas.microsoft.com/office/drawing/2016/5/11/chartex" xmlns:cx6="http://schemas.microsoft.com/office/drawing/2016/5/12/chartex" xmlns:cx7="http://schemas.microsoft.com/office/drawing/2016/5/13/chartex" xmlns:cx8="http://schemas.microsoft.com/office/drawing/2016/5/14/chartex" xmlns:mc="http://schemas.openxmlformats.org/markup-compatibility/2006" xmlns:aink="http://schemas.microsoft.com/office/drawing/2016/ink" xmlns:am3d="http://schemas.microsoft.com/office/drawing/2017/model3d" xmlns:o="urn:schemas-microsoft-com:office:office" xmlns:oel="http://schemas.microsoft.com/office/2019/extlst" xmlns:r="http://schemas.openxmlformats.org/officeDocument/2006/relationships" xmlns:m="http://schemas.openxmlformats.org/officeDocument/2006/math" xmlns:v="urn:schemas-microsoft-com:vml" xmlns:wp14="http://schemas.microsoft.com/office/word/2010/wordprocessingDrawing" xmlns:wp="http://schemas.openxmlformats.org/drawingml/2006/wordprocessingDrawing" xmlns:w10="urn:schemas-microsoft-com:office:word" xmlns:w="http://schemas.openxmlformats.org/wordprocessingml/2006/main" xmlns:w14="http://schemas.microsoft.com/office/word/2010/wordml" xmlns:w15="http://schemas.microsoft.com/office/word/2012/wordml" xmlns:w16cex="http://schemas.microsoft.com/office/word/2018/wordml/cex" xmlns:w16cid="http://schemas.microsoft.com/office/word/2016/wordml/cid" xmlns:w16="http://schemas.microsoft.com/office/word/2018/wordml" xmlns:w16du="http://schemas.microsoft.com/office/word/2023/wordml/word16du" xmlns:w16sdtdh="http://schemas.microsoft.com/office/word/2020/wordml/sdtdatahash" xmlns:w16sdtfl="http://schemas.microsoft.com/office/word/2024/wordml/sdtformatlock" xmlns:w16se="http://schemas.microsoft.com/office/word/2015/wordml/symex" xmlns:wpg="http://schemas.microsoft.com/office/word/2010/wordprocessingGroup" xmlns:wpi="http://schemas.microsoft.com/office/word/2010/wordprocessingInk" xmlns:wne="http://schemas.microsoft.com/office/word/2006/wordml" xmlns:wps="http://schemas.microsoft.com/office/word/2010/wordprocessingShape" mc:Ignorable="w14 w15 w16se w16cid w16 w16cex w16sdtdh w16sdtfl w16du wp14">
   <w:p>
     <w:pPr>
       <w:pStyle w:val="Footer"/>
@@ -616,7 +620,7 @@
 </file>
 
 <file path=word/footnotes.xml><?xml version="1.0" encoding="utf-8"?>
-<w:footnotes xmlns:wpc="http://schemas.microsoft.com/office/word/2010/wordprocessingCanvas" xmlns:cx="http://schemas.microsoft.com/office/drawing/2014/chartex" xmlns:cx1="http://schemas.microsoft.com/office/drawing/2015/9/8/chartex" xmlns:cx2="http://schemas.microsoft.com/office/drawing/2015/10/21/chartex" xmlns:cx3="http://schemas.microsoft.com/office/drawing/2016/5/9/chartex" xmlns:cx4="http://schemas.microsoft.com/office/drawing/2016/5/10/chartex" xmlns:cx5="http://schemas.microsoft.com/office/drawing/2016/5/11/chartex" xmlns:cx6="http://schemas.microsoft.com/office/drawing/2016/5/12/chartex" xmlns:cx7="http://schemas.microsoft.com/office/drawing/2016/5/13/chartex" xmlns:cx8="http://schemas.microsoft.com/office/drawing/2016/5/14/chartex" xmlns:mc="http://schemas.openxmlformats.org/markup-compatibility/2006" xmlns:aink="http://schemas.microsoft.com/office/drawing/2016/ink" xmlns:am3d="http://schemas.microsoft.com/office/drawing/2017/model3d" xmlns:o="urn:schemas-microsoft-com:office:office" xmlns:oel="http://schemas.microsoft.com/office/2019/extlst" xmlns:r="http://schemas.openxmlformats.org/officeDocument/2006/relationships" xmlns:m="http://schemas.openxmlformats.org/officeDocument/2006/math" xmlns:v="urn:schemas-microsoft-com:vml" xmlns:wp14="http://schemas.microsoft.com/office/word/2010/wordprocessingDrawing" xmlns:wp="http://schemas.openxmlformats.org/drawingml/2006/wordprocessingDrawing" xmlns:w10="urn:schemas-microsoft-com:office:word" xmlns:w="http://schemas.openxmlformats.org/wordprocessingml/2006/main" xmlns:w14="http://schemas.microsoft.com/office/word/2010/wordml" xmlns:w15="http://schemas.microsoft.com/office/word/2012/wordml" xmlns:w16cex="http://schemas.microsoft.com/office/word/2018/wordml/cex" xmlns:w16cid="http://schemas.microsoft.com/office/word/2016/wordml/cid" xmlns:w16="http://schemas.microsoft.com/office/word/2018/wordml" xmlns:w16sdtdh="http://schemas.microsoft.com/office/word/2020/wordml/sdtdatahash" xmlns:w16se="http://schemas.microsoft.com/office/word/2015/wordml/symex" xmlns:wpg="http://schemas.microsoft.com/office/word/2010/wordprocessingGroup" xmlns:wpi="http://schemas.microsoft.com/office/word/2010/wordprocessingInk" xmlns:wne="http://schemas.microsoft.com/office/word/2006/wordml" xmlns:wps="http://schemas.microsoft.com/office/word/2010/wordprocessingShape" mc:Ignorable="w14 w15 w16se w16cid w16 w16cex w16sdtdh wp14">
+<w:footnotes xmlns:wpc="http://schemas.microsoft.com/office/word/2010/wordprocessingCanvas" xmlns:cx="http://schemas.microsoft.com/office/drawing/2014/chartex" xmlns:cx1="http://schemas.microsoft.com/office/drawing/2015/9/8/chartex" xmlns:cx2="http://schemas.microsoft.com/office/drawing/2015/10/21/chartex" xmlns:cx3="http://schemas.microsoft.com/office/drawing/2016/5/9/chartex" xmlns:cx4="http://schemas.microsoft.com/office/drawing/2016/5/10/chartex" xmlns:cx5="http://schemas.microsoft.com/office/drawing/2016/5/11/chartex" xmlns:cx6="http://schemas.microsoft.com/office/drawing/2016/5/12/chartex" xmlns:cx7="http://schemas.microsoft.com/office/drawing/2016/5/13/chartex" xmlns:cx8="http://schemas.microsoft.com/office/drawing/2016/5/14/chartex" xmlns:mc="http://schemas.openxmlformats.org/markup-compatibility/2006" xmlns:aink="http://schemas.microsoft.com/office/drawing/2016/ink" xmlns:am3d="http://schemas.microsoft.com/office/drawing/2017/model3d" xmlns:o="urn:schemas-microsoft-com:office:office" xmlns:oel="http://schemas.microsoft.com/office/2019/extlst" xmlns:r="http://schemas.openxmlformats.org/officeDocument/2006/relationships" xmlns:m="http://schemas.openxmlformats.org/officeDocument/2006/math" xmlns:v="urn:schemas-microsoft-com:vml" xmlns:wp14="http://schemas.microsoft.com/office/word/2010/wordprocessingDrawing" xmlns:wp="http://schemas.openxmlformats.org/drawingml/2006/wordprocessingDrawing" xmlns:w10="urn:schemas-microsoft-com:office:word" xmlns:w="http://schemas.openxmlformats.org/wordprocessingml/2006/main" xmlns:w14="http://schemas.microsoft.com/office/word/2010/wordml" xmlns:w15="http://schemas.microsoft.com/office/word/2012/wordml" xmlns:w16cex="http://schemas.microsoft.com/office/word/2018/wordml/cex" xmlns:w16cid="http://schemas.microsoft.com/office/word/2016/wordml/cid" xmlns:w16="http://schemas.microsoft.com/office/word/2018/wordml" xmlns:w16du="http://schemas.microsoft.com/office/word/2023/wordml/word16du" xmlns:w16sdtdh="http://schemas.microsoft.com/office/word/2020/wordml/sdtdatahash" xmlns:w16sdtfl="http://schemas.microsoft.com/office/word/2024/wordml/sdtformatlock" xmlns:w16se="http://schemas.microsoft.com/office/word/2015/wordml/symex" xmlns:wpg="http://schemas.microsoft.com/office/word/2010/wordprocessingGroup" xmlns:wpi="http://schemas.microsoft.com/office/word/2010/wordprocessingInk" xmlns:wne="http://schemas.microsoft.com/office/word/2006/wordml" xmlns:wps="http://schemas.microsoft.com/office/word/2010/wordprocessingShape" mc:Ignorable="w14 w15 w16se w16cid w16 w16cex w16sdtdh w16sdtfl w16du wp14">
   <w:footnote w:type="separator" w:id="-1">
     <w:p>
       <w:pPr>
@@ -641,7 +645,7 @@
 </file>
 
 <file path=word/header1.xml><?xml version="1.0" encoding="utf-8"?>
-<w:hdr xmlns:wpc="http://schemas.microsoft.com/office/word/2010/wordprocessingCanvas" xmlns:cx="http://schemas.microsoft.com/office/drawing/2014/chartex" xmlns:cx1="http://schemas.microsoft.com/office/drawing/2015/9/8/chartex" xmlns:cx2="http://schemas.microsoft.com/office/drawing/2015/10/21/chartex" xmlns:cx3="http://schemas.microsoft.com/office/drawing/2016/5/9/chartex" xmlns:cx4="http://schemas.microsoft.com/office/drawing/2016/5/10/chartex" xmlns:cx5="http://schemas.microsoft.com/office/drawing/2016/5/11/chartex" xmlns:cx6="http://schemas.microsoft.com/office/drawing/2016/5/12/chartex" xmlns:cx7="http://schemas.microsoft.com/office/drawing/2016/5/13/chartex" xmlns:cx8="http://schemas.microsoft.com/office/drawing/2016/5/14/chartex" xmlns:mc="http://schemas.openxmlformats.org/markup-compatibility/2006" xmlns:aink="http://schemas.microsoft.com/office/drawing/2016/ink" xmlns:am3d="http://schemas.microsoft.com/office/drawing/2017/model3d" xmlns:o="urn:schemas-microsoft-com:office:office" xmlns:oel="http://schemas.microsoft.com/office/2019/extlst" xmlns:r="http://schemas.openxmlformats.org/officeDocument/2006/relationships" xmlns:m="http://schemas.openxmlformats.org/officeDocument/2006/math" xmlns:v="urn:schemas-microsoft-com:vml" xmlns:wp14="http://schemas.microsoft.com/office/word/2010/wordprocessingDrawing" xmlns:wp="http://schemas.openxmlformats.org/drawingml/2006/wordprocessingDrawing" xmlns:w10="urn:schemas-microsoft-com:office:word" xmlns:w="http://schemas.openxmlformats.org/wordprocessingml/2006/main" xmlns:w14="http://schemas.microsoft.com/office/word/2010/wordml" xmlns:w15="http://schemas.microsoft.com/office/word/2012/wordml" xmlns:w16cex="http://schemas.microsoft.com/office/word/2018/wordml/cex" xmlns:w16cid="http://schemas.microsoft.com/office/word/2016/wordml/cid" xmlns:w16="http://schemas.microsoft.com/office/word/2018/wordml" xmlns:w16sdtdh="http://schemas.microsoft.com/office/word/2020/wordml/sdtdatahash" xmlns:w16se="http://schemas.microsoft.com/office/word/2015/wordml/symex" xmlns:wpg="http://schemas.microsoft.com/office/word/2010/wordprocessingGroup" xmlns:wpi="http://schemas.microsoft.com/office/word/2010/wordprocessingInk" xmlns:wne="http://schemas.microsoft.com/office/word/2006/wordml" xmlns:wps="http://schemas.microsoft.com/office/word/2010/wordprocessingShape" mc:Ignorable="w14 w15 w16se w16cid w16 w16cex w16sdtdh wp14">
+<w:hdr xmlns:wpc="http://schemas.microsoft.com/office/word/2010/wordprocessingCanvas" xmlns:cx="http://schemas.microsoft.com/office/drawing/2014/chartex" xmlns:cx1="http://schemas.microsoft.com/office/drawing/2015/9/8/chartex" xmlns:cx2="http://schemas.microsoft.com/office/drawing/2015/10/21/chartex" xmlns:cx3="http://schemas.microsoft.com/office/drawing/2016/5/9/chartex" xmlns:cx4="http://schemas.microsoft.com/office/drawing/2016/5/10/chartex" xmlns:cx5="http://schemas.microsoft.com/office/drawing/2016/5/11/chartex" xmlns:cx6="http://schemas.microsoft.com/office/drawing/2016/5/12/chartex" xmlns:cx7="http://schemas.microsoft.com/office/drawing/2016/5/13/chartex" xmlns:cx8="http://schemas.microsoft.com/office/drawing/2016/5/14/chartex" xmlns:mc="http://schemas.openxmlformats.org/markup-compatibility/2006" xmlns:aink="http://schemas.microsoft.com/office/drawing/2016/ink" xmlns:am3d="http://schemas.microsoft.com/office/drawing/2017/model3d" xmlns:o="urn:schemas-microsoft-com:office:office" xmlns:oel="http://schemas.microsoft.com/office/2019/extlst" xmlns:r="http://schemas.openxmlformats.org/officeDocument/2006/relationships" xmlns:m="http://schemas.openxmlformats.org/officeDocument/2006/math" xmlns:v="urn:schemas-microsoft-com:vml" xmlns:wp14="http://schemas.microsoft.com/office/word/2010/wordprocessingDrawing" xmlns:wp="http://schemas.openxmlformats.org/drawingml/2006/wordprocessingDrawing" xmlns:w10="urn:schemas-microsoft-com:office:word" xmlns:w="http://schemas.openxmlformats.org/wordprocessingml/2006/main" xmlns:w14="http://schemas.microsoft.com/office/word/2010/wordml" xmlns:w15="http://schemas.microsoft.com/office/word/2012/wordml" xmlns:w16cex="http://schemas.microsoft.com/office/word/2018/wordml/cex" xmlns:w16cid="http://schemas.microsoft.com/office/word/2016/wordml/cid" xmlns:w16="http://schemas.microsoft.com/office/word/2018/wordml" xmlns:w16du="http://schemas.microsoft.com/office/word/2023/wordml/word16du" xmlns:w16sdtdh="http://schemas.microsoft.com/office/word/2020/wordml/sdtdatahash" xmlns:w16sdtfl="http://schemas.microsoft.com/office/word/2024/wordml/sdtformatlock" xmlns:w16se="http://schemas.microsoft.com/office/word/2015/wordml/symex" xmlns:wpg="http://schemas.microsoft.com/office/word/2010/wordprocessingGroup" xmlns:wpi="http://schemas.microsoft.com/office/word/2010/wordprocessingInk" xmlns:wne="http://schemas.microsoft.com/office/word/2006/wordml" xmlns:wps="http://schemas.microsoft.com/office/word/2010/wordprocessingShape" mc:Ignorable="w14 w15 w16se w16cid w16 w16cex w16sdtdh w16sdtfl w16du wp14">
   <w:p>
     <w:pPr>
       <w:pStyle w:val="Header"/>
@@ -651,7 +655,7 @@
 </file>
 
 <file path=word/header2.xml><?xml version="1.0" encoding="utf-8"?>
-<w:hdr xmlns:wpc="http://schemas.microsoft.com/office/word/2010/wordprocessingCanvas" xmlns:cx="http://schemas.microsoft.com/office/drawing/2014/chartex" xmlns:cx1="http://schemas.microsoft.com/office/drawing/2015/9/8/chartex" xmlns:cx2="http://schemas.microsoft.com/office/drawing/2015/10/21/chartex" xmlns:cx3="http://schemas.microsoft.com/office/drawing/2016/5/9/chartex" xmlns:cx4="http://schemas.microsoft.com/office/drawing/2016/5/10/chartex" xmlns:cx5="http://schemas.microsoft.com/office/drawing/2016/5/11/chartex" xmlns:cx6="http://schemas.microsoft.com/office/drawing/2016/5/12/chartex" xmlns:cx7="http://schemas.microsoft.com/office/drawing/2016/5/13/chartex" xmlns:cx8="http://schemas.microsoft.com/office/drawing/2016/5/14/chartex" xmlns:mc="http://schemas.openxmlformats.org/markup-compatibility/2006" xmlns:aink="http://schemas.microsoft.com/office/drawing/2016/ink" xmlns:am3d="http://schemas.microsoft.com/office/drawing/2017/model3d" xmlns:o="urn:schemas-microsoft-com:office:office" xmlns:oel="http://schemas.microsoft.com/office/2019/extlst" xmlns:r="http://schemas.openxmlformats.org/officeDocument/2006/relationships" xmlns:m="http://schemas.openxmlformats.org/officeDocument/2006/math" xmlns:v="urn:schemas-microsoft-com:vml" xmlns:wp14="http://schemas.microsoft.com/office/word/2010/wordprocessingDrawing" xmlns:wp="http://schemas.openxmlformats.org/drawingml/2006/wordprocessingDrawing" xmlns:w10="urn:schemas-microsoft-com:office:word" xmlns:w="http://schemas.openxmlformats.org/wordprocessingml/2006/main" xmlns:w14="http://schemas.microsoft.com/office/word/2010/wordml" xmlns:w15="http://schemas.microsoft.com/office/word/2012/wordml" xmlns:w16cex="http://schemas.microsoft.com/office/word/2018/wordml/cex" xmlns:w16cid="http://schemas.microsoft.com/office/word/2016/wordml/cid" xmlns:w16="http://schemas.microsoft.com/office/word/2018/wordml" xmlns:w16sdtdh="http://schemas.microsoft.com/office/word/2020/wordml/sdtdatahash" xmlns:w16se="http://schemas.microsoft.com/office/word/2015/wordml/symex" xmlns:wpg="http://schemas.microsoft.com/office/word/2010/wordprocessingGroup" xmlns:wpi="http://schemas.microsoft.com/office/word/2010/wordprocessingInk" xmlns:wne="http://schemas.microsoft.com/office/word/2006/wordml" xmlns:wps="http://schemas.microsoft.com/office/word/2010/wordprocessingShape" mc:Ignorable="w14 w15 w16se w16cid w16 w16cex w16sdtdh wp14">
+<w:hdr xmlns:wpc="http://schemas.microsoft.com/office/word/2010/wordprocessingCanvas" xmlns:cx="http://schemas.microsoft.com/office/drawing/2014/chartex" xmlns:cx1="http://schemas.microsoft.com/office/drawing/2015/9/8/chartex" xmlns:cx2="http://schemas.microsoft.com/office/drawing/2015/10/21/chartex" xmlns:cx3="http://schemas.microsoft.com/office/drawing/2016/5/9/chartex" xmlns:cx4="http://schemas.microsoft.com/office/drawing/2016/5/10/chartex" xmlns:cx5="http://schemas.microsoft.com/office/drawing/2016/5/11/chartex" xmlns:cx6="http://schemas.microsoft.com/office/drawing/2016/5/12/chartex" xmlns:cx7="http://schemas.microsoft.com/office/drawing/2016/5/13/chartex" xmlns:cx8="http://schemas.microsoft.com/office/drawing/2016/5/14/chartex" xmlns:mc="http://schemas.openxmlformats.org/markup-compatibility/2006" xmlns:aink="http://schemas.microsoft.com/office/drawing/2016/ink" xmlns:am3d="http://schemas.microsoft.com/office/drawing/2017/model3d" xmlns:o="urn:schemas-microsoft-com:office:office" xmlns:oel="http://schemas.microsoft.com/office/2019/extlst" xmlns:r="http://schemas.openxmlformats.org/officeDocument/2006/relationships" xmlns:m="http://schemas.openxmlformats.org/officeDocument/2006/math" xmlns:v="urn:schemas-microsoft-com:vml" xmlns:wp14="http://schemas.microsoft.com/office/word/2010/wordprocessingDrawing" xmlns:wp="http://schemas.openxmlformats.org/drawingml/2006/wordprocessingDrawing" xmlns:w10="urn:schemas-microsoft-com:office:word" xmlns:w="http://schemas.openxmlformats.org/wordprocessingml/2006/main" xmlns:w14="http://schemas.microsoft.com/office/word/2010/wordml" xmlns:w15="http://schemas.microsoft.com/office/word/2012/wordml" xmlns:w16cex="http://schemas.microsoft.com/office/word/2018/wordml/cex" xmlns:w16cid="http://schemas.microsoft.com/office/word/2016/wordml/cid" xmlns:w16="http://schemas.microsoft.com/office/word/2018/wordml" xmlns:w16du="http://schemas.microsoft.com/office/word/2023/wordml/word16du" xmlns:w16sdtdh="http://schemas.microsoft.com/office/word/2020/wordml/sdtdatahash" xmlns:w16sdtfl="http://schemas.microsoft.com/office/word/2024/wordml/sdtformatlock" xmlns:w16se="http://schemas.microsoft.com/office/word/2015/wordml/symex" xmlns:wpg="http://schemas.microsoft.com/office/word/2010/wordprocessingGroup" xmlns:wpi="http://schemas.microsoft.com/office/word/2010/wordprocessingInk" xmlns:wne="http://schemas.microsoft.com/office/word/2006/wordml" xmlns:wps="http://schemas.microsoft.com/office/word/2010/wordprocessingShape" mc:Ignorable="w14 w15 w16se w16cid w16 w16cex w16sdtdh w16sdtfl w16du wp14">
   <w:p>
     <w:pPr>
       <w:pStyle w:val="Header"/>
@@ -662,7 +666,7 @@
 </file>
 
 <file path=word/header3.xml><?xml version="1.0" encoding="utf-8"?>
-<w:hdr xmlns:wpc="http://schemas.microsoft.com/office/word/2010/wordprocessingCanvas" xmlns:cx="http://schemas.microsoft.com/office/drawing/2014/chartex" xmlns:cx1="http://schemas.microsoft.com/office/drawing/2015/9/8/chartex" xmlns:cx2="http://schemas.microsoft.com/office/drawing/2015/10/21/chartex" xmlns:cx3="http://schemas.microsoft.com/office/drawing/2016/5/9/chartex" xmlns:cx4="http://schemas.microsoft.com/office/drawing/2016/5/10/chartex" xmlns:cx5="http://schemas.microsoft.com/office/drawing/2016/5/11/chartex" xmlns:cx6="http://schemas.microsoft.com/office/drawing/2016/5/12/chartex" xmlns:cx7="http://schemas.microsoft.com/office/drawing/2016/5/13/chartex" xmlns:cx8="http://schemas.microsoft.com/office/drawing/2016/5/14/chartex" xmlns:mc="http://schemas.openxmlformats.org/markup-compatibility/2006" xmlns:aink="http://schemas.microsoft.com/office/drawing/2016/ink" xmlns:am3d="http://schemas.microsoft.com/office/drawing/2017/model3d" xmlns:o="urn:schemas-microsoft-com:office:office" xmlns:oel="http://schemas.microsoft.com/office/2019/extlst" xmlns:r="http://schemas.openxmlformats.org/officeDocument/2006/relationships" xmlns:m="http://schemas.openxmlformats.org/officeDocument/2006/math" xmlns:v="urn:schemas-microsoft-com:vml" xmlns:wp14="http://schemas.microsoft.com/office/word/2010/wordprocessingDrawing" xmlns:wp="http://schemas.openxmlformats.org/drawingml/2006/wordprocessingDrawing" xmlns:w10="urn:schemas-microsoft-com:office:word" xmlns:w="http://schemas.openxmlformats.org/wordprocessingml/2006/main" xmlns:w14="http://schemas.microsoft.com/office/word/2010/wordml" xmlns:w15="http://schemas.microsoft.com/office/word/2012/wordml" xmlns:w16cex="http://schemas.microsoft.com/office/word/2018/wordml/cex" xmlns:w16cid="http://schemas.microsoft.com/office/word/2016/wordml/cid" xmlns:w16="http://schemas.microsoft.com/office/word/2018/wordml" xmlns:w16sdtdh="http://schemas.microsoft.com/office/word/2020/wordml/sdtdatahash" xmlns:w16se="http://schemas.microsoft.com/office/word/2015/wordml/symex" xmlns:wpg="http://schemas.microsoft.com/office/word/2010/wordprocessingGroup" xmlns:wpi="http://schemas.microsoft.com/office/word/2010/wordprocessingInk" xmlns:wne="http://schemas.microsoft.com/office/word/2006/wordml" xmlns:wps="http://schemas.microsoft.com/office/word/2010/wordprocessingShape" mc:Ignorable="w14 w15 w16se w16cid w16 w16cex w16sdtdh wp14">
+<w:hdr xmlns:wpc="http://schemas.microsoft.com/office/word/2010/wordprocessingCanvas" xmlns:cx="http://schemas.microsoft.com/office/drawing/2014/chartex" xmlns:cx1="http://schemas.microsoft.com/office/drawing/2015/9/8/chartex" xmlns:cx2="http://schemas.microsoft.com/office/drawing/2015/10/21/chartex" xmlns:cx3="http://schemas.microsoft.com/office/drawing/2016/5/9/chartex" xmlns:cx4="http://schemas.microsoft.com/office/drawing/2016/5/10/chartex" xmlns:cx5="http://schemas.microsoft.com/office/drawing/2016/5/11/chartex" xmlns:cx6="http://schemas.microsoft.com/office/drawing/2016/5/12/chartex" xmlns:cx7="http://schemas.microsoft.com/office/drawing/2016/5/13/chartex" xmlns:cx8="http://schemas.microsoft.com/office/drawing/2016/5/14/chartex" xmlns:mc="http://schemas.openxmlformats.org/markup-compatibility/2006" xmlns:aink="http://schemas.microsoft.com/office/drawing/2016/ink" xmlns:am3d="http://schemas.microsoft.com/office/drawing/2017/model3d" xmlns:o="urn:schemas-microsoft-com:office:office" xmlns:oel="http://schemas.microsoft.com/office/2019/extlst" xmlns:r="http://schemas.openxmlformats.org/officeDocument/2006/relationships" xmlns:m="http://schemas.openxmlformats.org/officeDocument/2006/math" xmlns:v="urn:schemas-microsoft-com:vml" xmlns:wp14="http://schemas.microsoft.com/office/word/2010/wordprocessingDrawing" xmlns:wp="http://schemas.openxmlformats.org/drawingml/2006/wordprocessingDrawing" xmlns:w10="urn:schemas-microsoft-com:office:word" xmlns:w="http://schemas.openxmlformats.org/wordprocessingml/2006/main" xmlns:w14="http://schemas.microsoft.com/office/word/2010/wordml" xmlns:w15="http://schemas.microsoft.com/office/word/2012/wordml" xmlns:w16cex="http://schemas.microsoft.com/office/word/2018/wordml/cex" xmlns:w16cid="http://schemas.microsoft.com/office/word/2016/wordml/cid" xmlns:w16="http://schemas.microsoft.com/office/word/2018/wordml" xmlns:w16du="http://schemas.microsoft.com/office/word/2023/wordml/word16du" xmlns:w16sdtdh="http://schemas.microsoft.com/office/word/2020/wordml/sdtdatahash" xmlns:w16sdtfl="http://schemas.microsoft.com/office/word/2024/wordml/sdtformatlock" xmlns:w16se="http://schemas.microsoft.com/office/word/2015/wordml/symex" xmlns:wpg="http://schemas.microsoft.com/office/word/2010/wordprocessingGroup" xmlns:wpi="http://schemas.microsoft.com/office/word/2010/wordprocessingInk" xmlns:wne="http://schemas.microsoft.com/office/word/2006/wordml" xmlns:wps="http://schemas.microsoft.com/office/word/2010/wordprocessingShape" mc:Ignorable="w14 w15 w16se w16cid w16 w16cex w16sdtdh w16sdtfl w16du wp14">
   <w:p>
     <w:pPr>
       <w:pStyle w:val="Header"/>
@@ -671,7 +675,7 @@
     <w:r>
       <w:tab/>
       <w:tab/>
-      <w:t>2026-06-17</w:t>
+      <w:t>2026-06-18</w:t>
       <w:br/>
       <w:br/>
     </w:r>
@@ -688,7 +692,7 @@
 </file>
 
 <file path=word/numbering.xml><?xml version="1.0" encoding="utf-8"?>
-<w:numbering xmlns:wpc="http://schemas.microsoft.com/office/word/2010/wordprocessingCanvas" xmlns:cx="http://schemas.microsoft.com/office/drawing/2014/chartex" xmlns:cx1="http://schemas.microsoft.com/office/drawing/2015/9/8/chartex" xmlns:cx2="http://schemas.microsoft.com/office/drawing/2015/10/21/chartex" xmlns:cx3="http://schemas.microsoft.com/office/drawing/2016/5/9/chartex" xmlns:cx4="http://schemas.microsoft.com/office/drawing/2016/5/10/chartex" xmlns:cx5="http://schemas.microsoft.com/office/drawing/2016/5/11/chartex" xmlns:cx6="http://schemas.microsoft.com/office/drawing/2016/5/12/chartex" xmlns:cx7="http://schemas.microsoft.com/office/drawing/2016/5/13/chartex" xmlns:cx8="http://schemas.microsoft.com/office/drawing/2016/5/14/chartex" xmlns:mc="http://schemas.openxmlformats.org/markup-compatibility/2006" xmlns:aink="http://schemas.microsoft.com/office/drawing/2016/ink" xmlns:am3d="http://schemas.microsoft.com/office/drawing/2017/model3d" xmlns:o="urn:schemas-microsoft-com:office:office" xmlns:oel="http://schemas.microsoft.com/office/2019/extlst" xmlns:r="http://schemas.openxmlformats.org/officeDocument/2006/relationships" xmlns:m="http://schemas.openxmlformats.org/officeDocument/2006/math" xmlns:v="urn:schemas-microsoft-com:vml" xmlns:wp14="http://schemas.microsoft.com/office/word/2010/wordprocessingDrawing" xmlns:wp="http://schemas.openxmlformats.org/drawingml/2006/wordprocessingDrawing" xmlns:w10="urn:schemas-microsoft-com:office:word" xmlns:w="http://schemas.openxmlformats.org/wordprocessingml/2006/main" xmlns:w14="http://schemas.microsoft.com/office/word/2010/wordml" xmlns:w15="http://schemas.microsoft.com/office/word/2012/wordml" xmlns:w16cex="http://schemas.microsoft.com/office/word/2018/wordml/cex" xmlns:w16cid="http://schemas.microsoft.com/office/word/2016/wordml/cid" xmlns:w16="http://schemas.microsoft.com/office/word/2018/wordml" xmlns:w16sdtdh="http://schemas.microsoft.com/office/word/2020/wordml/sdtdatahash" xmlns:w16se="http://schemas.microsoft.com/office/word/2015/wordml/symex" xmlns:wpg="http://schemas.microsoft.com/office/word/2010/wordprocessingGroup" xmlns:wpi="http://schemas.microsoft.com/office/word/2010/wordprocessingInk" xmlns:wne="http://schemas.microsoft.com/office/word/2006/wordml" xmlns:wps="http://schemas.microsoft.com/office/word/2010/wordprocessingShape" mc:Ignorable="w14 w15 w16se w16cid w16 w16cex w16sdtdh wp14">
+<w:numbering xmlns:wpc="http://schemas.microsoft.com/office/word/2010/wordprocessingCanvas" xmlns:cx="http://schemas.microsoft.com/office/drawing/2014/chartex" xmlns:cx1="http://schemas.microsoft.com/office/drawing/2015/9/8/chartex" xmlns:cx2="http://schemas.microsoft.com/office/drawing/2015/10/21/chartex" xmlns:cx3="http://schemas.microsoft.com/office/drawing/2016/5/9/chartex" xmlns:cx4="http://schemas.microsoft.com/office/drawing/2016/5/10/chartex" xmlns:cx5="http://schemas.microsoft.com/office/drawing/2016/5/11/chartex" xmlns:cx6="http://schemas.microsoft.com/office/drawing/2016/5/12/chartex" xmlns:cx7="http://schemas.microsoft.com/office/drawing/2016/5/13/chartex" xmlns:cx8="http://schemas.microsoft.com/office/drawing/2016/5/14/chartex" xmlns:mc="http://schemas.openxmlformats.org/markup-compatibility/2006" xmlns:aink="http://schemas.microsoft.com/office/drawing/2016/ink" xmlns:am3d="http://schemas.microsoft.com/office/drawing/2017/model3d" xmlns:o="urn:schemas-microsoft-com:office:office" xmlns:oel="http://schemas.microsoft.com/office/2019/extlst" xmlns:r="http://schemas.openxmlformats.org/officeDocument/2006/relationships" xmlns:m="http://schemas.openxmlformats.org/officeDocument/2006/math" xmlns:v="urn:schemas-microsoft-com:vml" xmlns:wp14="http://schemas.microsoft.com/office/word/2010/wordprocessingDrawing" xmlns:wp="http://schemas.openxmlformats.org/drawingml/2006/wordprocessingDrawing" xmlns:w10="urn:schemas-microsoft-com:office:word" xmlns:w="http://schemas.openxmlformats.org/wordprocessingml/2006/main" xmlns:w14="http://schemas.microsoft.com/office/word/2010/wordml" xmlns:w15="http://schemas.microsoft.com/office/word/2012/wordml" xmlns:w16cex="http://schemas.microsoft.com/office/word/2018/wordml/cex" xmlns:w16cid="http://schemas.microsoft.com/office/word/2016/wordml/cid" xmlns:w16="http://schemas.microsoft.com/office/word/2018/wordml" xmlns:w16du="http://schemas.microsoft.com/office/word/2023/wordml/word16du" xmlns:w16sdtdh="http://schemas.microsoft.com/office/word/2020/wordml/sdtdatahash" xmlns:w16sdtfl="http://schemas.microsoft.com/office/word/2024/wordml/sdtformatlock" xmlns:w16se="http://schemas.microsoft.com/office/word/2015/wordml/symex" xmlns:wpg="http://schemas.microsoft.com/office/word/2010/wordprocessingGroup" xmlns:wpi="http://schemas.microsoft.com/office/word/2010/wordprocessingInk" xmlns:wne="http://schemas.microsoft.com/office/word/2006/wordml" xmlns:wps="http://schemas.microsoft.com/office/word/2010/wordprocessingShape" mc:Ignorable="w14 w15 w16se w16cid w16 w16cex w16sdtdh w16sdtfl w16du wp14">
   <w:abstractNum w:abstractNumId="0" w15:restartNumberingAfterBreak="0">
     <w:nsid w:val="FFFFFF7C"/>
     <w:multiLevelType w:val="singleLevel"/>
@@ -891,7 +895,7 @@
 </file>
 
 <file path=word/styles.xml><?xml version="1.0" encoding="utf-8"?>
-<w:styles xmlns:mc="http://schemas.openxmlformats.org/markup-compatibility/2006" xmlns:r="http://schemas.openxmlformats.org/officeDocument/2006/relationships" xmlns:w="http://schemas.openxmlformats.org/wordprocessingml/2006/main" xmlns:w14="http://schemas.microsoft.com/office/word/2010/wordml" xmlns:w15="http://schemas.microsoft.com/office/word/2012/wordml" xmlns:w16cex="http://schemas.microsoft.com/office/word/2018/wordml/cex" xmlns:w16cid="http://schemas.microsoft.com/office/word/2016/wordml/cid" xmlns:w16="http://schemas.microsoft.com/office/word/2018/wordml" xmlns:w16sdtdh="http://schemas.microsoft.com/office/word/2020/wordml/sdtdatahash" xmlns:w16se="http://schemas.microsoft.com/office/word/2015/wordml/symex" mc:Ignorable="w14 w15 w16se w16cid w16 w16cex w16sdtdh">
+<w:styles xmlns:mc="http://schemas.openxmlformats.org/markup-compatibility/2006" xmlns:r="http://schemas.openxmlformats.org/officeDocument/2006/relationships" xmlns:w="http://schemas.openxmlformats.org/wordprocessingml/2006/main" xmlns:w14="http://schemas.microsoft.com/office/word/2010/wordml" xmlns:w15="http://schemas.microsoft.com/office/word/2012/wordml" xmlns:w16cex="http://schemas.microsoft.com/office/word/2018/wordml/cex" xmlns:w16cid="http://schemas.microsoft.com/office/word/2016/wordml/cid" xmlns:w16="http://schemas.microsoft.com/office/word/2018/wordml" xmlns:w16du="http://schemas.microsoft.com/office/word/2023/wordml/word16du" xmlns:w16sdtdh="http://schemas.microsoft.com/office/word/2020/wordml/sdtdatahash" xmlns:w16sdtfl="http://schemas.microsoft.com/office/word/2024/wordml/sdtformatlock" xmlns:w16se="http://schemas.microsoft.com/office/word/2015/wordml/symex" mc:Ignorable="w14 w15 w16se w16cid w16 w16cex w16sdtdh w16sdtfl w16du">
   <w:docDefaults>
     <w:rPrDefault>
       <w:rPr>
@@ -1649,7 +1653,7 @@
     <w:link w:val="TitleChar"/>
     <w:uiPriority w:val="10"/>
     <w:qFormat/>
-    <w:rsid w:val="007106C8"/>
+    <w:rsid w:val="00E854FA"/>
     <w:pPr>
       <w:spacing w:after="300" w:line="240" w:lineRule="auto"/>
       <w:contextualSpacing/>
@@ -1659,7 +1663,7 @@
       <w:rFonts w:eastAsiaTheme="majorEastAsia" w:cstheme="majorBidi"/>
       <w:spacing w:val="5"/>
       <w:kern w:val="28"/>
-      <w:sz w:val="52"/>
+      <w:sz w:val="40"/>
       <w:szCs w:val="52"/>
       <w:lang w:val="sv-SE" w:eastAsia="en-US" w:bidi="ar-SA"/>
     </w:rPr>
@@ -1669,12 +1673,12 @@
     <w:basedOn w:val="DefaultParagraphFont"/>
     <w:link w:val="Title"/>
     <w:uiPriority w:val="10"/>
-    <w:rsid w:val="007106C8"/>
+    <w:rsid w:val="00E854FA"/>
     <w:rPr>
       <w:rFonts w:ascii="Times New Roman" w:eastAsiaTheme="majorEastAsia" w:hAnsi="Times New Roman" w:cstheme="majorBidi"/>
       <w:spacing w:val="5"/>
       <w:kern w:val="28"/>
-      <w:sz w:val="52"/>
+      <w:sz w:val="40"/>
       <w:szCs w:val="52"/>
       <w:lang w:val="sv-SE" w:eastAsia="en-US" w:bidi="ar-SA"/>
     </w:rPr>

--- a/klagomål/A 59757-2025 FSC-klagomål.docx
+++ b/klagomål/A 59757-2025 FSC-klagomål.docx
@@ -675,7 +675,7 @@
     <w:r>
       <w:tab/>
       <w:tab/>
-      <w:t>2026-06-18</w:t>
+      <w:t>2026-06-19</w:t>
       <w:br/>
       <w:br/>
     </w:r>

--- a/klagomål/A 59757-2025 FSC-klagomål.docx
+++ b/klagomål/A 59757-2025 FSC-klagomål.docx
@@ -675,7 +675,7 @@
     <w:r>
       <w:tab/>
       <w:tab/>
-      <w:t>2026-06-19</w:t>
+      <w:t>2026-06-20</w:t>
       <w:br/>
       <w:br/>
     </w:r>

--- a/klagomål/A 59757-2025 FSC-klagomål.docx
+++ b/klagomål/A 59757-2025 FSC-klagomål.docx
@@ -168,38 +168,7 @@
     </w:p>
     <w:p>
       <w:r>
-        <w:t>Detta dokument behandlar höga naturvärden i avverkningsanmälan A 59757-2025 i Ljusdals kommun som inkom 2025-12-01 och omfattar 17,1 ha.</w:t>
-      </w:r>
-    </w:p>
-    <w:p>
-      <w:r>
-        <w:t>Nedan presenteras fynd av naturvårdsarter som gjorts i det avverkningsanmälda området, samt relevanta utdrag ur standarderna för FSC, Chain of Custody, Controlled Wood och PEFC.</w:t>
-      </w:r>
-    </w:p>
-    <w:p>
-      <w:r>
-        <w:t>Vi förväntar oss att ni återkommer med ett skriftligt svar på vårt klagomål och även beskriver vilka korrigerande åtgärder ni satt in för att rätta till identifierade brister i er efterlevnad av den svenska FSC standarden.</w:t>
-      </w:r>
-    </w:p>
-    <w:p>
-      <w:pPr>
-        <w:pStyle w:val="Heading1"/>
-      </w:pPr>
-      <w:r>
-        <w:t>Naturvårdsarter</w:t>
-      </w:r>
-    </w:p>
-    <w:p>
-      <w:r>
-        <w:t>I avverkningsanmälan har följande 1 naturvårdsarter hittats: kolflarnlav (NT, T). Av dessa är 1 rödlistade. För rödlistade arter har rödlistekategorin angivits inom parentes. Typiska arter inom Natura 2000 som är kopplade till skogsekosystem har markerats med (T).</w:t>
-      </w:r>
-    </w:p>
-    <w:p>
-      <w:r>
-        <w:t>De påträffade naturvårdsarterna är ett tydligt kvitto på att det rör sig om en skog med höga naturvärden.</w:t>
-      </w:r>
-      <w:r>
-        <w:t xml:space="preserve"> I Figur 1 visas fyndplatser för naturvårdsarter i området, som finns registrerade på Artportalen.</w:t>
+        <w:t>Detta klagomål behandlar höga naturvärden i avverkningsanmälan A 59757-2025 i Ljusdals kommun som inkom 2025-12-01 och omfattar 17,1 ha.</w:t>
       </w:r>
     </w:p>
     <w:p>
@@ -247,7 +216,35 @@
         <w:spacing w:after="240"/>
       </w:pPr>
       <w:r>
-        <w:t>Figur 1. Fyndplatser för naturvårdsarter i avverkningsanmälan (röd linje). Markörer utan svart kant är placerade på fyndplatsen. Markörer med svart kant är placerade vid sidan av fyndplatsen och har ett svart streck som visar fyndplatsens exakta position. Kartans mittpunktskoordinat är N 6831041, E 491241 i SWEREF 99 TM.</w:t>
+        <w:t>Figur 1. Fyndplatser för naturvårdsarter i avverkningsanmälan. Markörer utan svart kant är placerade på fyndplatsen. Markörer med svart kant är placerade vid sidan av fyndplatsen har ett svart streck som visar fyndplatsens exakta position. Kartans mittpunktskoordinat är N 6831041, E 491241 i SWEREF 99 TM.</w:t>
+      </w:r>
+    </w:p>
+    <w:p>
+      <w:r>
+        <w:t>I avverkningsanmälan finns fynd av 1 naturvårdsarter, varav 1 är rödlistad och 1 är typisk (T): kolflarnlav (NT, T). Se Figur 1.</w:t>
+      </w:r>
+    </w:p>
+    <w:p>
+      <w:r>
+        <w:t>Nedan presenteras relevanta utdrag ur standarderna för FSC, Chain of Custody, Controlled Wood och PEFC.</w:t>
+      </w:r>
+    </w:p>
+    <w:p>
+      <w:r>
+        <w:t>Vi förväntar oss att ni återkommer med ett skriftligt svar på vårt klagomål och även beskriver vilka korrigerande åtgärder ni satt in för att rätta till identifierade brister i er efterlevnad av den svenska FSC standarden.</w:t>
+      </w:r>
+    </w:p>
+    <w:p>
+      <w:pPr>
+        <w:pStyle w:val="Heading1"/>
+      </w:pPr>
+      <w:r>
+        <w:t>Naturvårdsarter och fridlysta arter</w:t>
+      </w:r>
+    </w:p>
+    <w:p>
+      <w:r>
+        <w:t>Nedan följer beskrivningar av de naturvårdsarter och fridlysta arter som har sina livsmiljöer och växtplatser i den avverkningsanmälda skogen. De påträffade naturvårdsarterna är ett tydligt kvitto på att det rör sig om en skog med höga naturvärden.</w:t>
       </w:r>
     </w:p>
     <w:p>
@@ -675,7 +672,7 @@
     <w:r>
       <w:tab/>
       <w:tab/>
-      <w:t>2026-06-20</w:t>
+      <w:t>2026-06-21</w:t>
       <w:br/>
       <w:br/>
     </w:r>

--- a/klagomål/A 59757-2025 FSC-klagomål.docx
+++ b/klagomål/A 59757-2025 FSC-klagomål.docx
@@ -672,7 +672,7 @@
     <w:r>
       <w:tab/>
       <w:tab/>
-      <w:t>2026-06-21</w:t>
+      <w:t>2026-06-22</w:t>
       <w:br/>
       <w:br/>
     </w:r>

--- a/klagomål/A 59757-2025 FSC-klagomål.docx
+++ b/klagomål/A 59757-2025 FSC-klagomål.docx
@@ -672,7 +672,7 @@
     <w:r>
       <w:tab/>
       <w:tab/>
-      <w:t>2026-06-22</w:t>
+      <w:t>2026-06-23</w:t>
       <w:br/>
       <w:br/>
     </w:r>

--- a/klagomål/A 59757-2025 FSC-klagomål.docx
+++ b/klagomål/A 59757-2025 FSC-klagomål.docx
@@ -672,7 +672,7 @@
     <w:r>
       <w:tab/>
       <w:tab/>
-      <w:t>2026-06-23</w:t>
+      <w:t>2026-06-24</w:t>
       <w:br/>
       <w:br/>
     </w:r>

--- a/klagomål/A 59757-2025 FSC-klagomål.docx
+++ b/klagomål/A 59757-2025 FSC-klagomål.docx
@@ -672,7 +672,7 @@
     <w:r>
       <w:tab/>
       <w:tab/>
-      <w:t>2026-06-24</w:t>
+      <w:t>2026-06-25</w:t>
       <w:br/>
       <w:br/>
     </w:r>

--- a/klagomål/A 59757-2025 FSC-klagomål.docx
+++ b/klagomål/A 59757-2025 FSC-klagomål.docx
@@ -672,7 +672,7 @@
     <w:r>
       <w:tab/>
       <w:tab/>
-      <w:t>2026-06-25</w:t>
+      <w:t>2026-06-26</w:t>
       <w:br/>
       <w:br/>
     </w:r>

--- a/klagomål/A 59757-2025 FSC-klagomål.docx
+++ b/klagomål/A 59757-2025 FSC-klagomål.docx
@@ -672,7 +672,7 @@
     <w:r>
       <w:tab/>
       <w:tab/>
-      <w:t>2026-06-26</w:t>
+      <w:t>2026-06-27</w:t>
       <w:br/>
       <w:br/>
     </w:r>

--- a/klagomål/A 59757-2025 FSC-klagomål.docx
+++ b/klagomål/A 59757-2025 FSC-klagomål.docx
@@ -672,7 +672,7 @@
     <w:r>
       <w:tab/>
       <w:tab/>
-      <w:t>2026-06-27</w:t>
+      <w:t>2026-06-28</w:t>
       <w:br/>
       <w:br/>
     </w:r>

--- a/klagomål/A 59757-2025 FSC-klagomål.docx
+++ b/klagomål/A 59757-2025 FSC-klagomål.docx
@@ -672,7 +672,7 @@
     <w:r>
       <w:tab/>
       <w:tab/>
-      <w:t>2026-06-28</w:t>
+      <w:t>2026-06-29</w:t>
       <w:br/>
       <w:br/>
     </w:r>

--- a/klagomål/A 59757-2025 FSC-klagomål.docx
+++ b/klagomål/A 59757-2025 FSC-klagomål.docx
@@ -672,7 +672,7 @@
     <w:r>
       <w:tab/>
       <w:tab/>
-      <w:t>2026-06-29</w:t>
+      <w:t>2026-06-30</w:t>
       <w:br/>
       <w:br/>
     </w:r>

--- a/klagomål/A 59757-2025 FSC-klagomål.docx
+++ b/klagomål/A 59757-2025 FSC-klagomål.docx
@@ -672,7 +672,7 @@
     <w:r>
       <w:tab/>
       <w:tab/>
-      <w:t>2026-06-30</w:t>
+      <w:t>2026-07-01</w:t>
       <w:br/>
       <w:br/>
     </w:r>

--- a/klagomål/A 59757-2025 FSC-klagomål.docx
+++ b/klagomål/A 59757-2025 FSC-klagomål.docx
@@ -672,7 +672,7 @@
     <w:r>
       <w:tab/>
       <w:tab/>
-      <w:t>2026-07-01</w:t>
+      <w:t>2026-07-02</w:t>
       <w:br/>
       <w:br/>
     </w:r>

--- a/klagomål/A 59757-2025 FSC-klagomål.docx
+++ b/klagomål/A 59757-2025 FSC-klagomål.docx
@@ -672,7 +672,7 @@
     <w:r>
       <w:tab/>
       <w:tab/>
-      <w:t>2026-07-13</w:t>
+      <w:t>2026-07-14</w:t>
       <w:br/>
       <w:br/>
     </w:r>

--- a/klagomål/A 59757-2025 FSC-klagomål.docx
+++ b/klagomål/A 59757-2025 FSC-klagomål.docx
@@ -672,7 +672,7 @@
     <w:r>
       <w:tab/>
       <w:tab/>
-      <w:t>2026-07-14</w:t>
+      <w:t>2026-07-15</w:t>
       <w:br/>
       <w:br/>
     </w:r>

--- a/klagomål/A 59757-2025 FSC-klagomål.docx
+++ b/klagomål/A 59757-2025 FSC-klagomål.docx
@@ -672,7 +672,7 @@
     <w:r>
       <w:tab/>
       <w:tab/>
-      <w:t>2026-07-15</w:t>
+      <w:t>2026-07-16</w:t>
       <w:br/>
       <w:br/>
     </w:r>

--- a/klagomål/A 59757-2025 FSC-klagomål.docx
+++ b/klagomål/A 59757-2025 FSC-klagomål.docx
@@ -672,7 +672,7 @@
     <w:r>
       <w:tab/>
       <w:tab/>
-      <w:t>2026-07-16</w:t>
+      <w:t>2026-07-17</w:t>
       <w:br/>
       <w:br/>
     </w:r>

--- a/klagomål/A 59757-2025 FSC-klagomål.docx
+++ b/klagomål/A 59757-2025 FSC-klagomål.docx
@@ -672,7 +672,7 @@
     <w:r>
       <w:tab/>
       <w:tab/>
-      <w:t>2026-07-17</w:t>
+      <w:t>2026-07-18</w:t>
       <w:br/>
       <w:br/>
     </w:r>

--- a/klagomål/A 59757-2025 FSC-klagomål.docx
+++ b/klagomål/A 59757-2025 FSC-klagomål.docx
@@ -672,7 +672,7 @@
     <w:r>
       <w:tab/>
       <w:tab/>
-      <w:t>2026-07-18</w:t>
+      <w:t>2026-07-19</w:t>
       <w:br/>
       <w:br/>
     </w:r>

--- a/klagomål/A 59757-2025 FSC-klagomål.docx
+++ b/klagomål/A 59757-2025 FSC-klagomål.docx
@@ -672,7 +672,7 @@
     <w:r>
       <w:tab/>
       <w:tab/>
-      <w:t>2026-07-19</w:t>
+      <w:t>2026-07-20</w:t>
       <w:br/>
       <w:br/>
     </w:r>

--- a/klagomål/A 59757-2025 FSC-klagomål.docx
+++ b/klagomål/A 59757-2025 FSC-klagomål.docx
@@ -672,7 +672,7 @@
     <w:r>
       <w:tab/>
       <w:tab/>
-      <w:t>2026-07-20</w:t>
+      <w:t>2026-07-21</w:t>
       <w:br/>
       <w:br/>
     </w:r>

--- a/klagomål/A 59757-2025 FSC-klagomål.docx
+++ b/klagomål/A 59757-2025 FSC-klagomål.docx
@@ -672,7 +672,7 @@
     <w:r>
       <w:tab/>
       <w:tab/>
-      <w:t>2026-07-21</w:t>
+      <w:t>2026-07-22</w:t>
       <w:br/>
       <w:br/>
     </w:r>

--- a/klagomål/A 59757-2025 FSC-klagomål.docx
+++ b/klagomål/A 59757-2025 FSC-klagomål.docx
@@ -672,7 +672,7 @@
     <w:r>
       <w:tab/>
       <w:tab/>
-      <w:t>2026-07-22</w:t>
+      <w:t>2026-07-23</w:t>
       <w:br/>
       <w:br/>
     </w:r>

--- a/klagomål/A 59757-2025 FSC-klagomål.docx
+++ b/klagomål/A 59757-2025 FSC-klagomål.docx
@@ -672,7 +672,7 @@
     <w:r>
       <w:tab/>
       <w:tab/>
-      <w:t>2026-07-23</w:t>
+      <w:t>2026-07-24</w:t>
       <w:br/>
       <w:br/>
     </w:r>

--- a/klagomål/A 59757-2025 FSC-klagomål.docx
+++ b/klagomål/A 59757-2025 FSC-klagomål.docx
@@ -672,7 +672,7 @@
     <w:r>
       <w:tab/>
       <w:tab/>
-      <w:t>2026-07-24</w:t>
+      <w:t>2026-07-25</w:t>
       <w:br/>
       <w:br/>
     </w:r>

--- a/klagomål/A 59757-2025 FSC-klagomål.docx
+++ b/klagomål/A 59757-2025 FSC-klagomål.docx
@@ -672,7 +672,7 @@
     <w:r>
       <w:tab/>
       <w:tab/>
-      <w:t>2026-07-25</w:t>
+      <w:t>2026-07-26</w:t>
       <w:br/>
       <w:br/>
     </w:r>

--- a/klagomål/A 59757-2025 FSC-klagomål.docx
+++ b/klagomål/A 59757-2025 FSC-klagomål.docx
@@ -672,7 +672,7 @@
     <w:r>
       <w:tab/>
       <w:tab/>
-      <w:t>2026-07-26</w:t>
+      <w:t>2026-07-27</w:t>
       <w:br/>
       <w:br/>
     </w:r>

--- a/klagomål/A 59757-2025 FSC-klagomål.docx
+++ b/klagomål/A 59757-2025 FSC-klagomål.docx
@@ -672,7 +672,7 @@
     <w:r>
       <w:tab/>
       <w:tab/>
-      <w:t>2026-07-27</w:t>
+      <w:t>2026-07-28</w:t>
       <w:br/>
       <w:br/>
     </w:r>

--- a/klagomål/A 59757-2025 FSC-klagomål.docx
+++ b/klagomål/A 59757-2025 FSC-klagomål.docx
@@ -672,7 +672,7 @@
     <w:r>
       <w:tab/>
       <w:tab/>
-      <w:t>2026-07-28</w:t>
+      <w:t>2026-07-29</w:t>
       <w:br/>
       <w:br/>
     </w:r>

--- a/klagomål/A 59757-2025 FSC-klagomål.docx
+++ b/klagomål/A 59757-2025 FSC-klagomål.docx
@@ -163,7 +163,7 @@
         <w:pStyle w:val="Title"/>
       </w:pPr>
       <w:r>
-        <w:t>Inledande FSC- /PEFC-klagomål – information om höga naturvärden i avverkningsanmälan A 59757-2025 i Ljusdals kommun</w:t>
+        <w:t>Inledande FSC- /PEFC-klagomål – information om höga naturvärden och fridlysta arter i avverkningsanmälan A 59757-2025 i Ljusdals kommun</w:t>
       </w:r>
     </w:p>
     <w:p>
@@ -178,7 +178,7 @@
       <w:r>
         <w:drawing>
           <wp:inline xmlns:a="http://schemas.openxmlformats.org/drawingml/2006/main" xmlns:pic="http://schemas.openxmlformats.org/drawingml/2006/picture">
-            <wp:extent cx="5486400" cy="5184742"/>
+            <wp:extent cx="5486400" cy="5548617"/>
             <wp:docPr id="1" name="Picture 1"/>
             <wp:cNvGraphicFramePr>
               <a:graphicFrameLocks noChangeAspect="1"/>
@@ -199,7 +199,7 @@
                   <pic:spPr>
                     <a:xfrm>
                       <a:off x="0" y="0"/>
-                      <a:ext cx="5486400" cy="5184742"/>
+                      <a:ext cx="5486400" cy="5548617"/>
                     </a:xfrm>
                     <a:prstGeom prst="rect"/>
                   </pic:spPr>
@@ -216,12 +216,12 @@
         <w:spacing w:after="240"/>
       </w:pPr>
       <w:r>
-        <w:t>Figur 1. Fyndplatser för naturvårdsarter i avverkningsanmälan. Markörer utan svart kant är placerade på fyndplatsen. Markörer med svart kant är placerade vid sidan av fyndplatsen har ett svart streck som visar fyndplatsens exakta position. Kartans mittpunktskoordinat är N 6831041, E 491241 i SWEREF 99 TM.</w:t>
+        <w:t>Figur 1. Fyndplatser för naturvårdsarter i och inom 1 meter från avverkningsanmälan. Markörer utan svart kant är placerade på fyndplatsen. Markörer med svart kant är placerade vid sidan av fyndplatsen har ett svart streck som visar fyndplatsens exakta position. Kartans mittpunktskoordinat är N 6831041, E 491241 i SWEREF 99 TM.</w:t>
       </w:r>
     </w:p>
     <w:p>
       <w:r>
-        <w:t>I avverkningsanmälan finns fynd av 1 naturvårdsarter, varav 1 är rödlistad och 1 är typisk (T): kolflarnlav (NT, T). Se Figur 1.</w:t>
+        <w:t>I och inom 1 meter från avverkningsanmälan finns fynd av 12 naturvårdsarter, varav 11 är rödlistade, 1 är fridlyst och 9 är typiska (T): garnlav (VU, T), gränsticka (VU, T), blågrå svartspik (NT), dvärgbägarlav (NT, T), kolflarnlav (NT, T), lunglav (NT, T), mörk kolflarnlav (NT), skrovellav (NT, T), vedflamlav (NT), vedskivlav (NT, T), violettgrå tagellav (NT, T) och bergfink (T, §4). Se Figur 1.</w:t>
       </w:r>
     </w:p>
     <w:p>
@@ -244,7 +244,87 @@
     </w:p>
     <w:p>
       <w:r>
-        <w:t>Nedan följer beskrivningar av de naturvårdsarter och fridlysta arter som har sina livsmiljöer och växtplatser i den avverkningsanmälda skogen. De påträffade naturvårdsarterna är ett tydligt kvitto på att det rör sig om en skog med höga naturvärden.</w:t>
+        <w:t>Nedan följer beskrivningar av de naturvårdsarter och fridlysta arter som har sina livsmiljöer och växtplatser i den avverkningsanmälda skogen. Se även ytterligare artfakta i BILAGA 1. De påträffade naturvårdsarterna är ett tydligt kvitto på att det rör sig om en skog med höga naturvärden.</w:t>
+      </w:r>
+    </w:p>
+    <w:p>
+      <w:r>
+        <w:rPr>
+          <w:b/>
+        </w:rPr>
+        <w:t>Garnlav (VU)</w:t>
+      </w:r>
+      <w:r>
+        <w:t xml:space="preserve"> är en utpräglad barrskogsart som ibland kan drapera träden i norrländska grannaturskogar med hög luftfuktighet. Den förekommer även i talldominerade bestånd där den, förutom i trädens grenverk, påträffas hängande över ojämnheter i tallbarken. Arten har minskat starkt i södra och mellersta Sverige och den minskar även i sitt nordliga utbredningsområde. Minskningstakten uppgår till 30 (20–50) % inom 50 år och överstiger gränsvärdet för Sårbar (VU). Orsaken till tillbakagången beror främst på slutavverkningar av naturskogsartade skogar. Bestånd med riklig förekomst bör regelmässigt sparas, vilket även gynnar flera andra sällsynta och rödlistade arter. Garnlav är värdväxt för den mycket sällsynta och akut hotade fjärilen barrskogslavfly (CR) som hör hemma i boreala barrskogar med riklig förekomst av värdväxten. Tidigare kunde arten konstateras årligen på flera platser vid Dala-Floda i Dalarna innan lokalerna kalavverkades. Senaste fyndet i landet av barrskogslavfly är från år 2000 då den påträffades vid Högberget i Sollefteå kommun. Garnlav är typisk art för </w:t>
+      </w:r>
+      <w:r>
+        <w:rPr>
+          <w:i/>
+        </w:rPr>
+        <w:t xml:space="preserve">9010 Taiga </w:t>
+      </w:r>
+      <w:r>
+        <w:t>och</w:t>
+      </w:r>
+      <w:r>
+        <w:rPr>
+          <w:i/>
+        </w:rPr>
+        <w:t xml:space="preserve"> 9070 Trädklädd betesmark</w:t>
+      </w:r>
+      <w:r>
+        <w:t xml:space="preserve"> (SLU Artdatabanken, 2026).</w:t>
+      </w:r>
+    </w:p>
+    <w:p>
+      <w:r>
+        <w:rPr>
+          <w:b/>
+        </w:rPr>
+        <w:t>Gränsticka (VU)</w:t>
+      </w:r>
+      <w:r>
+        <w:t xml:space="preserve"> är en mycket bra signalart inom hela sitt utbredningsområde. Den är huvudsakligen knuten till restbestånd av barrnaturskog och förekommer med ett tydligt optimum i orörda eller måttligt påverkade gamla granskogar där det föreligger långvarig kontinuitet av grov död ved. Den totala populationen bedöms ha minskat och fortsätter att minska i takt med att grankontinuitetsskogar (äldre tidigare icke kalavverkade skogar) minskar i areal. Minskningstakten överstiger gränsvärdet för sårbar (VU). Lokaler som hyser arten bör undantas från skogsbruk, speciellt i mellersta och södra Sverige. Gränsticka är typisk art för </w:t>
+      </w:r>
+      <w:r>
+        <w:rPr>
+          <w:i/>
+        </w:rPr>
+        <w:t>9010 Taiga</w:t>
+      </w:r>
+      <w:r>
+        <w:t xml:space="preserve"> (SLU Artdatabanken, 2026; Nitare &amp; Skogsstyrelsen, 2019).</w:t>
+      </w:r>
+    </w:p>
+    <w:p>
+      <w:r>
+        <w:rPr>
+          <w:b/>
+        </w:rPr>
+        <w:t>Blågrå svartspik (NT)</w:t>
+      </w:r>
+      <w:r>
+        <w:t xml:space="preserve"> växer på torr, hård ved av gamla, solbelysta torrakor, högstubbar av tall och grova döda grenar på levande tallar i öppna bestånd av naturskogskaraktär. Nästan alltid rör det sig om tjärrika torrträd och högstubbar (töreved, keloträd) som kan vara en bra bit över hundra år, i vissa fall sannolikt hundratals år gamla. Skogsbruk är idag det allvarligaste hotet. Ett långsiktigt hot är att nybildningen av gamla torrakor och högstubbar är en långsam process vilken ofta är beroende av skogsbrand. Nytt substrat bildas numera sannolikt nästan inte alls då antalet naturliga skogsbränder har minskat drastiskt på grund av effektivare brandbekämpning. Döda träd som lämnas efter avverkning är inte lämpliga för arten, eftersom dessa träd inte varit utsatta för skogsbrand och bildat tjärrik ved. Skogsbruksåtgärder på eller i närheten av växtplatserna bör undvikas. Naturskogsartade skogar med förekomst av arten indikerar höga biologiska värden och bör bevaras. Blågrå svartspik har en mycket begränsad utbredning utanför de nordiska länderna varför dessa länder har ett speciellt ansvar för arten (SLU Artdatabanken, 2024).</w:t>
+      </w:r>
+    </w:p>
+    <w:p>
+      <w:r>
+        <w:rPr>
+          <w:b/>
+        </w:rPr>
+        <w:t>Dvärgbägarlav (NT)</w:t>
+      </w:r>
+      <w:r>
+        <w:t xml:space="preserve"> förekommer över hela Sverige på gammal hård ved, huvudsakligen på tall men i södra Sverige även på ek. Veden utgörs framförallt av grova stubbar, lågor och grenar. Substratet har blivit sällsyntare och nybildning av substrat sker bara i begränsad omfattning. Arten hotas av att grova lågor blir allt sällsyntare i dagens kulturskogar samt att nybildningen av lämpliga substrat går mycket långsamt. En riklig tillgång på gamla tall- eller eklågor måste säkerställas på artens lokaler. Dvärgbägarlav är typisk art för </w:t>
+      </w:r>
+      <w:r>
+        <w:rPr>
+          <w:i/>
+        </w:rPr>
+        <w:t>9010 Taiga</w:t>
+      </w:r>
+      <w:r>
+        <w:t xml:space="preserve"> (SLU Artdatabanken, 2024; Nitare &amp; Skogsstyrelsen, 2019).</w:t>
       </w:r>
     </w:p>
     <w:p>
@@ -265,6 +345,200 @@
       </w:r>
       <w:r>
         <w:t xml:space="preserve"> (SLU Artdatabanken, 2024).</w:t>
+      </w:r>
+    </w:p>
+    <w:p>
+      <w:r>
+        <w:rPr>
+          <w:b/>
+        </w:rPr>
+        <w:t>Lunglav (NT)</w:t>
+      </w:r>
+      <w:r>
+        <w:t xml:space="preserve"> är en av vårt lands främsta signalarter som överallt indikerar gamla lövträd, skogsbestånd med höga naturvärden och ekosystem med långskoglig kontinuitet. Lokalt kan förekomsten vara mycket riklig men den hittas nästan enbart i gamla och ej slutavverkade skogar. Artens samtliga förekomster bör uppmärksammas från naturvårdssynpunkt, då många lokaler även hyser andra ovanliga och rödlistade arter. Rikliga förekomster bör skyddas med biotopskydd, frivilliga avsättningar eller reservat. På lunglav kan de sällsynta lavparasiterna lunglavshårprick (CR), </w:t>
+      </w:r>
+      <w:r>
+        <w:rPr>
+          <w:i/>
+        </w:rPr>
+        <w:t>Abrothallus diederichii</w:t>
+      </w:r>
+      <w:r>
+        <w:t xml:space="preserve"> (VU), </w:t>
+      </w:r>
+      <w:r>
+        <w:rPr>
+          <w:i/>
+        </w:rPr>
+        <w:t>Abrothallus lobariae</w:t>
+      </w:r>
+      <w:r>
+        <w:t xml:space="preserve"> (VU), </w:t>
+      </w:r>
+      <w:r>
+        <w:rPr>
+          <w:i/>
+        </w:rPr>
+        <w:t>Calycina lobariae</w:t>
+      </w:r>
+      <w:r>
+        <w:t xml:space="preserve"> (VU), lunglavsknapp (VU) och skrovelmössing (VU) påträffas. Lunglav är typisk art för </w:t>
+      </w:r>
+      <w:r>
+        <w:rPr>
+          <w:i/>
+        </w:rPr>
+        <w:t>9010 Taiga, 9020 Nordlig ädellövskog, 9110 Näringsfattig bokskog, 9130 Näringsrik bokskog, 9160 Näringsrik ekskog, 9180 Ädellövskog i branter, 9190 Näringsfattig ekskog, 9070 Trädklädd betesmark, 9040 Fjällbjörkskog</w:t>
+      </w:r>
+      <w:r>
+        <w:t xml:space="preserve"> och</w:t>
+      </w:r>
+      <w:r>
+        <w:rPr>
+          <w:i/>
+        </w:rPr>
+        <w:t xml:space="preserve"> 6530 Lövängar</w:t>
+      </w:r>
+      <w:r>
+        <w:t xml:space="preserve"> (SLU Artdatabanken, 2026; Nitare &amp; Skogsstyrelsen, 2019).</w:t>
+      </w:r>
+    </w:p>
+    <w:p>
+      <w:r>
+        <w:rPr>
+          <w:b/>
+        </w:rPr>
+        <w:t>Mörk kolflarnlav (NT)</w:t>
+      </w:r>
+      <w:r>
+        <w:t xml:space="preserve"> är brandberoende och växer nästan uteslutande på kolad hård kärnved av tall. Arten förekommer främst i glesa, öppna tall- och blandbarrskogar av naturskogskaraktär och etableringen verkar ske sent efter brand, kanske först efter 100–300 år. Mörk kolflarnlav indikerar skog med höga naturvärden och vanligast är att den påträffas på rester av nedbrunna torrakor och högstubbar och lågstubbar som är så grova att hela innandömet är urbränt. Tall- och blandbarrskogar av naturskogskaraktär med spår av återkommande bränder hyser höga biologiska värden och bör skyddas (SLU Artdatabanken, 2024).</w:t>
+      </w:r>
+    </w:p>
+    <w:p>
+      <w:r>
+        <w:rPr>
+          <w:b/>
+        </w:rPr>
+        <w:t>Skrovellav (NT)</w:t>
+      </w:r>
+      <w:r>
+        <w:t xml:space="preserve"> växer på gamla lövträd och på klippor i gamla skogar med hög och jämn luftfuktighet. Slutavverkning av kontinuitetsskog utgör det största hotet och lavens fortsatta förekomst bör säkerställas genom att lokaler med äldre skog skyddas. I områden med mycket hög luftfuktighet kan man på bålen av skrovellav finna de sällsynta parasitsvamparna skrovellavsknapp (EN), </w:t>
+      </w:r>
+      <w:r>
+        <w:rPr>
+          <w:i/>
+        </w:rPr>
+        <w:t>Catillaria lobariicola</w:t>
+      </w:r>
+      <w:r>
+        <w:t xml:space="preserve"> (VU) och </w:t>
+      </w:r>
+      <w:r>
+        <w:rPr>
+          <w:i/>
+        </w:rPr>
+        <w:t>Merismatium lobariae</w:t>
+      </w:r>
+      <w:r>
+        <w:t xml:space="preserve"> (DD). Skrovellav är typisk art för </w:t>
+      </w:r>
+      <w:r>
+        <w:rPr>
+          <w:i/>
+        </w:rPr>
+        <w:t xml:space="preserve">9010 Taiga, 9020 Nordlig ädellövskog, 9040 Fjällbjörkskog, 9070 Trädklädd betesmark, 9160 Näringsrik ekskog, 9180 Ädellövskog i branter, 9190 Näringsfattig ekskog, 8210 Kalkbranter </w:t>
+      </w:r>
+      <w:r>
+        <w:t xml:space="preserve">och </w:t>
+      </w:r>
+      <w:r>
+        <w:rPr>
+          <w:i/>
+        </w:rPr>
+        <w:t>6530 Lövängar</w:t>
+      </w:r>
+      <w:r>
+        <w:t xml:space="preserve"> (SLU Artdatabanken, 2026; Nitare &amp; Skogsstyrelsen, 2019).</w:t>
+      </w:r>
+    </w:p>
+    <w:p>
+      <w:r>
+        <w:rPr>
+          <w:b/>
+        </w:rPr>
+        <w:t>Vedflamlav (NT)</w:t>
+      </w:r>
+      <w:r>
+        <w:t xml:space="preserve"> växer på gammal hård och torr, exponerad kärnved av tall, främst på högstubbar i ljusöppna lägen, t.ex. vid och på myrar, sjökanter, i glesa hällmarkskogar och i brandpräglade tallnaturskogar. Substratet nyskapas i begränsad omfattning och arten är en utmärkt indikator på höga naturvärden i denna skogstyp. Tall- och barrblandskogar med naturskogskaraktär och spår av bränder har ofta höga biologiska värden och bör skyddas. På vedflamlavens bål kan den sällsynta spiklaven/parasiten </w:t>
+      </w:r>
+      <w:r>
+        <w:rPr>
+          <w:i/>
+        </w:rPr>
+        <w:t>Calicium ramboldiicola</w:t>
+      </w:r>
+      <w:r>
+        <w:t xml:space="preserve"> (VU) påträffas (SLU Artdatabanken, 2026).</w:t>
+      </w:r>
+    </w:p>
+    <w:p>
+      <w:r>
+        <w:rPr>
+          <w:b/>
+        </w:rPr>
+        <w:t>Vedskivlav (NT)</w:t>
+      </w:r>
+      <w:r>
+        <w:t xml:space="preserve"> växer på gammal, torr, exponerad, hård kärnved av framförallt tall i naturskogsartade bestånd. Avverkning av tallskog av naturskogskaraktär med spår av återkommande bränder är ett hot. Mängden lämplig ved att växa på för vedskivlav minskar, dels på grund av naturlig nedbrytning men framförallt på grund av att de förstörs i samband med slutavverkningar, gallringar och markberedning. Tall- och blandbarrskogar av naturskogskaraktär med spår av återkommande bränder bör skyddas. Vedskivlav är typisk art för </w:t>
+      </w:r>
+      <w:r>
+        <w:rPr>
+          <w:i/>
+        </w:rPr>
+        <w:t>9010 Taiga</w:t>
+      </w:r>
+      <w:r>
+        <w:t xml:space="preserve"> (SLU Artdatabanken, 2024).</w:t>
+      </w:r>
+    </w:p>
+    <w:p>
+      <w:r>
+        <w:rPr>
+          <w:b/>
+        </w:rPr>
+        <w:t>Violettgrå tagellav (NT)</w:t>
+      </w:r>
+      <w:r>
+        <w:t xml:space="preserve"> växer nästan uteslutande i gamla olikåldriga barrnaturskogar med lång skoglig kontinuitet och är en utmärkt signal på skog med höga naturvärden. Slutavverkning av tidigare aldrig slutavverkad skog (kontinuitetsskog) är det största hotet. Biotopen nyskapas i begränsad omfattning och barrskog äldre än 160 år, där den violettgrå tagellaven huvudsakligen påträffas har minskat med 50% de senaste 50 åren. Lågproduktiv skogsmark där laven förekommer bör undantas från skogsbruk och rika förekomster i äldre granskog bör skyddas. Arten är känslig för uttorkning och det är väsentligt att tillräckligt stora bestånd avsätts. Violettgrå tagellav är typisk art för </w:t>
+      </w:r>
+      <w:r>
+        <w:rPr>
+          <w:i/>
+        </w:rPr>
+        <w:t>9010 Taiga</w:t>
+      </w:r>
+      <w:r>
+        <w:t xml:space="preserve"> (SLU Artdatabanken, 2024; Nitare &amp; Skogsstyrelsen, 2019).</w:t>
+      </w:r>
+    </w:p>
+    <w:p>
+      <w:r>
+        <w:rPr>
+          <w:b/>
+        </w:rPr>
+        <w:t>Bergfink (§4)</w:t>
+      </w:r>
+      <w:r>
+        <w:t xml:space="preserve"> häckar i barr- och blandskog samt i fjällbjörkskog. Den förekommer i Norrland, västra Dalarna och norra Värmland samt sparsamt till sällsynt vidare söderut till mellersta Värmland, norra Västmanland och södra Gästrikland. Bergfink är typisk art för </w:t>
+      </w:r>
+      <w:r>
+        <w:rPr>
+          <w:i/>
+        </w:rPr>
+        <w:t>9040 Fjällbjörkskog</w:t>
+      </w:r>
+      <w:r>
+        <w:t xml:space="preserve"> (SLU Artdatabanken, 2025).</w:t>
       </w:r>
     </w:p>
     <w:p>
@@ -319,6 +593,22 @@
       <w:r>
         <w:t>I den avverkningsanmälda skogen har fridlysta arter sina livsmiljöer och växtplatser. Att skada de fridlysta arternas livsmiljöer, växtplatser eller ekologiska funktion är inte tillåtet enligt artskyddsförordningen.</w:t>
       </w:r>
+      <w:r>
+        <w:rPr>
+          <w:i/>
+        </w:rPr>
+        <w:t xml:space="preserve"> EU:s medlemsländer och skogsbolag är skyldiga att agera i enlighet med EU:s fågeldirektiv där det uttryckligen står att direktivet gäller för fåglar samt för deras ägg, bon och </w:t>
+      </w:r>
+      <w:r>
+        <w:rPr>
+          <w:b/>
+          <w:i/>
+        </w:rPr>
+        <w:t xml:space="preserve">livsmiljöer </w:t>
+      </w:r>
+      <w:r>
+        <w:t>(artikel 1). Vidare att de åtgärder som vidtas inte får leda till en försämring av den nuvarande situationen beträffande bevarandet av de fågelarter som avses i artikel 1 (artikel 13).</w:t>
+      </w:r>
     </w:p>
     <w:p>
       <w:r>
@@ -357,7 +647,7 @@
         <w:rPr>
           <w:i/>
         </w:rPr>
-        <w:t>I det avverkningsanmälda skogsområdet har 1 naturvårdsarter varav 1 rödlistade arter sina livsmiljöer och växtplatser.</w:t>
+        <w:t>I det avverkningsanmälda skogsområdet har 12 naturvårdsarter varav 11 rödlistade arter sina livsmiljöer och växtplatser.</w:t>
       </w:r>
     </w:p>
     <w:p>
@@ -542,6 +832,118 @@
           <w:i/>
         </w:rPr>
         <w:t>I den avverkningsanmälda skogen har fridlysta arter sina livsmiljöer och växtplatser. Att skada de fridlysta arternas livsmiljöer, växtplatser eller ekologiska funktion är inte tillåtet enligt artskyddsförordningen</w:t>
+      </w:r>
+    </w:p>
+    <w:p>
+      <w:r>
+        <w:br w:type="page"/>
+      </w:r>
+    </w:p>
+    <w:p>
+      <w:pPr>
+        <w:pStyle w:val="Title"/>
+      </w:pPr>
+      <w:r>
+        <w:t>BILAGA 1 – Rödlistade arter</w:t>
+      </w:r>
+    </w:p>
+    <w:p>
+      <w:pPr>
+        <w:pStyle w:val="Heading1"/>
+      </w:pPr>
+      <w:r>
+        <w:t>Lunglav – ekologi samt krav på livsmiljön</w:t>
+      </w:r>
+    </w:p>
+    <w:p>
+      <w:r>
+        <w:t xml:space="preserve">Lunglav (NT) är en av vårt lands främsta signalarter som överallt indikerar gamla lövträd, skogsbestånd med höga naturvärden och ekosystem med lång skoglig kontinuitet. Lokalt kan förekomsten vara mycket riklig men den hittas nästan enbart i gamla och ej slutavverkade skogar. Artens samtliga förekomster bör uppmärksammas från naturvårdssynpunkt, då många lokaler även hyser andra ovanliga och rödlistade arter, däribland de sällsynta lavparasiterna lunglavshårprick (CR), </w:t>
+      </w:r>
+      <w:r>
+        <w:rPr>
+          <w:i/>
+        </w:rPr>
+        <w:t>Abrothallus diederichii</w:t>
+      </w:r>
+      <w:r>
+        <w:t xml:space="preserve"> (VU), </w:t>
+      </w:r>
+      <w:r>
+        <w:rPr>
+          <w:i/>
+        </w:rPr>
+        <w:t>Abrothallus lobariae</w:t>
+      </w:r>
+      <w:r>
+        <w:t xml:space="preserve"> (VU), </w:t>
+      </w:r>
+      <w:r>
+        <w:rPr>
+          <w:i/>
+        </w:rPr>
+        <w:t>Calycina lobariae</w:t>
+      </w:r>
+      <w:r>
+        <w:t xml:space="preserve"> (VU), lunglavsknapp (VU) och skrovelmössing (VU), som växer på lunglav. Rikliga förekomster med lunglav bör skyddas med biotopskydd, frivilliga avsättningar eller reservat (SLU Artdatabanken, 2026; Nitare &amp; Skogsstyrelsen, 2019).</w:t>
+      </w:r>
+    </w:p>
+    <w:p>
+      <w:r>
+        <w:t xml:space="preserve">Lunglav är typisk art för </w:t>
+      </w:r>
+      <w:r>
+        <w:rPr>
+          <w:i/>
+        </w:rPr>
+        <w:t>9010 Taiga, 9020 Nordlig ädellövskog, 9110 Näringsfattig bokskog, 9130 Näringsrik bokskog, 9160 Näringsrik ekskog, 9180 Ädellövskog i branter, 9190 Näringsfattig ekskog, 9070 Trädklädd betesmark, 9040 Fjällbjörkskog</w:t>
+      </w:r>
+      <w:r>
+        <w:t xml:space="preserve"> och</w:t>
+      </w:r>
+      <w:r>
+        <w:rPr>
+          <w:i/>
+        </w:rPr>
+        <w:t xml:space="preserve"> 6530 Lövängar</w:t>
+      </w:r>
+      <w:r>
+        <w:t xml:space="preserve"> (SLU Artdatabanken, 2026).</w:t>
+      </w:r>
+    </w:p>
+    <w:p>
+      <w:pPr>
+        <w:pStyle w:val="Heading2"/>
+      </w:pPr>
+      <w:r>
+        <w:t>Referenser – lunglav</w:t>
+      </w:r>
+    </w:p>
+    <w:p>
+      <w:r>
+        <w:t xml:space="preserve">Nitare, J. och Skogsstyrelsen, 2019. </w:t>
+      </w:r>
+      <w:r>
+        <w:rPr>
+          <w:i/>
+        </w:rPr>
+        <w:t xml:space="preserve">Skyddsvärd skog – Naturvårdsarter och andra kriterier för naturvärdesbedömning. </w:t>
+      </w:r>
+      <w:r>
+        <w:t>Skogsstyrelsen.</w:t>
+      </w:r>
+    </w:p>
+    <w:p>
+      <w:r>
+        <w:t xml:space="preserve">SLU Artdatabanken, 2026. </w:t>
+      </w:r>
+      <w:r>
+        <w:rPr>
+          <w:i/>
+        </w:rPr>
+        <w:t xml:space="preserve">Artfaktablad. Naturvård – artfakta. </w:t>
+      </w:r>
+      <w:r>
+        <w:t>SLU Artdatabanken, Uppsala.</w:t>
       </w:r>
     </w:p>
     <w:sectPr>
@@ -672,7 +1074,7 @@
     <w:r>
       <w:tab/>
       <w:tab/>
-      <w:t>2026-07-29</w:t>
+      <w:t>2026-07-30</w:t>
       <w:br/>
       <w:br/>
     </w:r>

--- a/klagomål/A 59757-2025 FSC-klagomål.docx
+++ b/klagomål/A 59757-2025 FSC-klagomål.docx
@@ -1074,7 +1074,7 @@
     <w:r>
       <w:tab/>
       <w:tab/>
-      <w:t>2026-07-30</w:t>
+      <w:t>2026-07-31</w:t>
       <w:br/>
       <w:br/>
     </w:r>

--- a/klagomål/A 59757-2025 FSC-klagomål.docx
+++ b/klagomål/A 59757-2025 FSC-klagomål.docx
@@ -1074,7 +1074,7 @@
     <w:r>
       <w:tab/>
       <w:tab/>
-      <w:t>2026-07-31</w:t>
+      <w:t>2026-08-01</w:t>
       <w:br/>
       <w:br/>
     </w:r>

--- a/klagomål/A 59757-2025 FSC-klagomål.docx
+++ b/klagomål/A 59757-2025 FSC-klagomål.docx
@@ -1074,7 +1074,7 @@
     <w:r>
       <w:tab/>
       <w:tab/>
-      <w:t>2026-08-01</w:t>
+      <w:t>2026-08-02</w:t>
       <w:br/>
       <w:br/>
     </w:r>

--- a/klagomål/A 59757-2025 FSC-klagomål.docx
+++ b/klagomål/A 59757-2025 FSC-klagomål.docx
@@ -1074,7 +1074,7 @@
     <w:r>
       <w:tab/>
       <w:tab/>
-      <w:t>2026-08-02</w:t>
+      <w:t>2026-08-03</w:t>
       <w:br/>
       <w:br/>
     </w:r>

--- a/klagomål/A 59757-2025 FSC-klagomål.docx
+++ b/klagomål/A 59757-2025 FSC-klagomål.docx
@@ -1074,7 +1074,7 @@
     <w:r>
       <w:tab/>
       <w:tab/>
-      <w:t>2026-08-03</w:t>
+      <w:t>2026-08-05</w:t>
       <w:br/>
       <w:br/>
     </w:r>

--- a/klagomål/A 59757-2025 FSC-klagomål.docx
+++ b/klagomål/A 59757-2025 FSC-klagomål.docx
@@ -1074,7 +1074,7 @@
     <w:r>
       <w:tab/>
       <w:tab/>
-      <w:t>2026-08-05</w:t>
+      <w:t>2026-08-07</w:t>
       <w:br/>
       <w:br/>
     </w:r>

--- a/klagomål/A 59757-2025 FSC-klagomål.docx
+++ b/klagomål/A 59757-2025 FSC-klagomål.docx
@@ -1074,7 +1074,7 @@
     <w:r>
       <w:tab/>
       <w:tab/>
-      <w:t>2026-08-07</w:t>
+      <w:t>2026-08-08</w:t>
       <w:br/>
       <w:br/>
     </w:r>

--- a/klagomål/A 59757-2025 FSC-klagomål.docx
+++ b/klagomål/A 59757-2025 FSC-klagomål.docx
@@ -163,7 +163,7 @@
         <w:pStyle w:val="Title"/>
       </w:pPr>
       <w:r>
-        <w:t>Inledande FSC- /PEFC-klagomål – information om höga naturvärden i avverkningsanmälan A 59757-2025 i Ljusdals kommun</w:t>
+        <w:t>Inledande FSC- /PEFC-klagomål – information om höga naturvärden och fridlysta arter i avverkningsanmälan A 59757-2025 i Ljusdals kommun</w:t>
       </w:r>
     </w:p>
     <w:p>
@@ -178,7 +178,7 @@
       <w:r>
         <w:drawing>
           <wp:inline xmlns:a="http://schemas.openxmlformats.org/drawingml/2006/main" xmlns:pic="http://schemas.openxmlformats.org/drawingml/2006/picture">
-            <wp:extent cx="5486400" cy="5184742"/>
+            <wp:extent cx="5486400" cy="5548617"/>
             <wp:docPr id="1" name="Picture 1"/>
             <wp:cNvGraphicFramePr>
               <a:graphicFrameLocks noChangeAspect="1"/>
@@ -199,7 +199,7 @@
                   <pic:spPr>
                     <a:xfrm>
                       <a:off x="0" y="0"/>
-                      <a:ext cx="5486400" cy="5184742"/>
+                      <a:ext cx="5486400" cy="5548617"/>
                     </a:xfrm>
                     <a:prstGeom prst="rect"/>
                   </pic:spPr>
@@ -216,12 +216,12 @@
         <w:spacing w:after="240"/>
       </w:pPr>
       <w:r>
-        <w:t>Figur 1. Fyndplatser för naturvårdsarter i avverkningsanmälan. Markörer utan svart kant är placerade på fyndplatsen. Markörer med svart kant är placerade vid sidan av fyndplatsen har ett svart streck som visar fyndplatsens exakta position. Kartans mittpunktskoordinat är N 6831041, E 491241 i SWEREF 99 TM.</w:t>
+        <w:t>Figur 1. Fyndplatser för naturvårdsarter i och inom 1 meter från avverkningsanmälan. Markörer utan svart kant är placerade på fyndplatsen. Markörer med svart kant är placerade vid sidan av fyndplatsen och har ett svart streck som visar fyndplatsens exakta position. Kartans mittpunktskoordinat är N 6831041, E 491241 i SWEREF 99 TM.</w:t>
       </w:r>
     </w:p>
     <w:p>
       <w:r>
-        <w:t>I avverkningsanmälan finns fynd av 1 naturvårdsarter, varav 1 är rödlistad och 1 är typisk (T): kolflarnlav (NT, T). Se Figur 1.</w:t>
+        <w:t>I och inom 1 meter från avverkningsanmälan finns fynd av 12 naturvårdsarter, varav 11 är rödlistade, 1 är fridlyst och 9 är typiska (T): garnlav (VU, T), gränsticka (VU, T), blågrå svartspik (NT), dvärgbägarlav (NT, T), kolflarnlav (NT, T), lunglav (NT, T), mörk kolflarnlav (NT), skrovellav (NT, T), vedflamlav (NT), vedskivlav (NT, T), violettgrå tagellav (NT, T) och bergfink (T, §4). Se Figur 1.</w:t>
       </w:r>
     </w:p>
     <w:p>
@@ -244,7 +244,87 @@
     </w:p>
     <w:p>
       <w:r>
-        <w:t>Nedan följer beskrivningar av de naturvårdsarter och fridlysta arter som har sina livsmiljöer och växtplatser i den avverkningsanmälda skogen. De påträffade naturvårdsarterna är ett tydligt kvitto på att det rör sig om en skog med höga naturvärden.</w:t>
+        <w:t>Nedan följer beskrivningar av de naturvårdsarter och fridlysta arter som har sina livsmiljöer och växtplatser i den avverkningsanmälda skogen. Se även ytterligare artfakta i BILAGA 1. De påträffade naturvårdsarterna är ett tydligt kvitto på att det rör sig om en skog med höga naturvärden.</w:t>
+      </w:r>
+    </w:p>
+    <w:p>
+      <w:r>
+        <w:rPr>
+          <w:b/>
+        </w:rPr>
+        <w:t>Garnlav (VU)</w:t>
+      </w:r>
+      <w:r>
+        <w:t xml:space="preserve"> är en utpräglad barrskogsart som ibland kan drapera träden i norrländska grannaturskogar med hög luftfuktighet. Den förekommer även i talldominerade bestånd där den, förutom i trädens grenverk, påträffas hängande över ojämnheter i tallbarken. Arten har minskat starkt i södra och mellersta Sverige och den minskar även i sitt nordliga utbredningsområde. Minskningstakten uppgår till 30 (20–50) % inom 50 år och överstiger gränsvärdet för Sårbar (VU). Orsaken till tillbakagången beror främst på slutavverkningar av naturskogsartade skogar. Bestånd med riklig förekomst bör regelmässigt sparas, vilket även gynnar flera andra sällsynta och rödlistade arter. Garnlav är värdväxt för den mycket sällsynta och akut hotade fjärilen barrskogslavfly (CR) som hör hemma i boreala barrskogar med riklig förekomst av värdväxten. Tidigare kunde arten konstateras årligen på flera platser vid Dala-Floda i Dalarna innan lokalerna kalavverkades. Senaste fyndet i landet av barrskogslavfly är från år 2000 då den påträffades vid Högberget i Sollefteå kommun. Garnlav är typisk art för </w:t>
+      </w:r>
+      <w:r>
+        <w:rPr>
+          <w:i/>
+        </w:rPr>
+        <w:t xml:space="preserve">9010 Taiga </w:t>
+      </w:r>
+      <w:r>
+        <w:t>och</w:t>
+      </w:r>
+      <w:r>
+        <w:rPr>
+          <w:i/>
+        </w:rPr>
+        <w:t xml:space="preserve"> 9070 Trädklädd betesmark</w:t>
+      </w:r>
+      <w:r>
+        <w:t xml:space="preserve"> (SLU Artdatabanken, 2026).</w:t>
+      </w:r>
+    </w:p>
+    <w:p>
+      <w:r>
+        <w:rPr>
+          <w:b/>
+        </w:rPr>
+        <w:t>Gränsticka (VU)</w:t>
+      </w:r>
+      <w:r>
+        <w:t xml:space="preserve"> är en mycket bra signalart inom hela sitt utbredningsområde. Den är huvudsakligen knuten till restbestånd av barrnaturskog och förekommer med ett tydligt optimum i orörda eller måttligt påverkade gamla granskogar där det föreligger långvarig kontinuitet av grov död ved. Den totala populationen bedöms ha minskat och fortsätter att minska i takt med att grankontinuitetsskogar (äldre tidigare icke kalavverkade skogar) minskar i areal. Minskningstakten överstiger gränsvärdet för sårbar (VU). Lokaler som hyser arten bör undantas från skogsbruk, speciellt i mellersta och södra Sverige. Gränsticka är typisk art för </w:t>
+      </w:r>
+      <w:r>
+        <w:rPr>
+          <w:i/>
+        </w:rPr>
+        <w:t>9010 Taiga</w:t>
+      </w:r>
+      <w:r>
+        <w:t xml:space="preserve"> (SLU Artdatabanken, 2026; Nitare &amp; Skogsstyrelsen, 2019).</w:t>
+      </w:r>
+    </w:p>
+    <w:p>
+      <w:r>
+        <w:rPr>
+          <w:b/>
+        </w:rPr>
+        <w:t>Blågrå svartspik (NT)</w:t>
+      </w:r>
+      <w:r>
+        <w:t xml:space="preserve"> växer på torr, hård ved av gamla, solbelysta torrakor, högstubbar av tall och grova döda grenar på levande tallar i öppna bestånd av naturskogskaraktär. Nästan alltid rör det sig om tjärrika torrträd och högstubbar (töreved, keloträd) som kan vara en bra bit över hundra år, i vissa fall sannolikt hundratals år gamla. Skogsbruk är idag det allvarligaste hotet. Ett långsiktigt hot är att nybildningen av gamla torrakor och högstubbar är en långsam process vilken ofta är beroende av skogsbrand. Nytt substrat bildas numera sannolikt nästan inte alls då antalet naturliga skogsbränder har minskat drastiskt på grund av effektivare brandbekämpning. Döda träd som lämnas efter avverkning är inte lämpliga för arten, eftersom dessa träd inte varit utsatta för skogsbrand och bildat tjärrik ved. Skogsbruksåtgärder på eller i närheten av växtplatserna bör undvikas. Naturskogsartade skogar med förekomst av arten indikerar höga biologiska värden och bör bevaras. Blågrå svartspik har en mycket begränsad utbredning utanför de nordiska länderna varför dessa länder har ett speciellt ansvar för arten (SLU Artdatabanken, 2024).</w:t>
+      </w:r>
+    </w:p>
+    <w:p>
+      <w:r>
+        <w:rPr>
+          <w:b/>
+        </w:rPr>
+        <w:t>Dvärgbägarlav (NT)</w:t>
+      </w:r>
+      <w:r>
+        <w:t xml:space="preserve"> förekommer över hela Sverige på gammal hård ved, huvudsakligen på tall men i södra Sverige även på ek. Veden utgörs framförallt av grova stubbar, lågor och grenar. Substratet har blivit sällsyntare och nybildning av substrat sker bara i begränsad omfattning. Arten hotas av att grova lågor blir allt sällsyntare i dagens kulturskogar samt att nybildningen av lämpliga substrat går mycket långsamt. En riklig tillgång på gamla tall- eller eklågor måste säkerställas på artens lokaler. Dvärgbägarlav är typisk art för </w:t>
+      </w:r>
+      <w:r>
+        <w:rPr>
+          <w:i/>
+        </w:rPr>
+        <w:t>9010 Taiga</w:t>
+      </w:r>
+      <w:r>
+        <w:t xml:space="preserve"> (SLU Artdatabanken, 2024; Nitare &amp; Skogsstyrelsen, 2019).</w:t>
       </w:r>
     </w:p>
     <w:p>
@@ -265,6 +345,200 @@
       </w:r>
       <w:r>
         <w:t xml:space="preserve"> (SLU Artdatabanken, 2024).</w:t>
+      </w:r>
+    </w:p>
+    <w:p>
+      <w:r>
+        <w:rPr>
+          <w:b/>
+        </w:rPr>
+        <w:t>Lunglav (NT)</w:t>
+      </w:r>
+      <w:r>
+        <w:t xml:space="preserve"> är en av vårt lands främsta signalarter som överallt indikerar gamla lövträd, skogsbestånd med höga naturvärden och ekosystem med långskoglig kontinuitet. Lokalt kan förekomsten vara mycket riklig men den hittas nästan enbart i gamla och ej slutavverkade skogar. Artens samtliga förekomster bör uppmärksammas från naturvårdssynpunkt, då många lokaler även hyser andra ovanliga och rödlistade arter. Rikliga förekomster bör skyddas med biotopskydd, frivilliga avsättningar eller reservat. På lunglav kan de sällsynta lavparasiterna lunglavshårprick (CR), </w:t>
+      </w:r>
+      <w:r>
+        <w:rPr>
+          <w:i/>
+        </w:rPr>
+        <w:t>Abrothallus diederichii</w:t>
+      </w:r>
+      <w:r>
+        <w:t xml:space="preserve"> (VU), </w:t>
+      </w:r>
+      <w:r>
+        <w:rPr>
+          <w:i/>
+        </w:rPr>
+        <w:t>Abrothallus lobariae</w:t>
+      </w:r>
+      <w:r>
+        <w:t xml:space="preserve"> (VU), </w:t>
+      </w:r>
+      <w:r>
+        <w:rPr>
+          <w:i/>
+        </w:rPr>
+        <w:t>Calycina lobariae</w:t>
+      </w:r>
+      <w:r>
+        <w:t xml:space="preserve"> (VU), lunglavsknapp (VU) och skrovelmössing (VU) påträffas. Lunglav är typisk art för </w:t>
+      </w:r>
+      <w:r>
+        <w:rPr>
+          <w:i/>
+        </w:rPr>
+        <w:t>9010 Taiga, 9020 Nordlig ädellövskog, 9110 Näringsfattig bokskog, 9130 Näringsrik bokskog, 9160 Näringsrik ekskog, 9180 Ädellövskog i branter, 9190 Näringsfattig ekskog, 9070 Trädklädd betesmark, 9040 Fjällbjörkskog</w:t>
+      </w:r>
+      <w:r>
+        <w:t xml:space="preserve"> och</w:t>
+      </w:r>
+      <w:r>
+        <w:rPr>
+          <w:i/>
+        </w:rPr>
+        <w:t xml:space="preserve"> 6530 Lövängar</w:t>
+      </w:r>
+      <w:r>
+        <w:t xml:space="preserve"> (SLU Artdatabanken, 2026; Nitare &amp; Skogsstyrelsen, 2019).</w:t>
+      </w:r>
+    </w:p>
+    <w:p>
+      <w:r>
+        <w:rPr>
+          <w:b/>
+        </w:rPr>
+        <w:t>Mörk kolflarnlav (NT)</w:t>
+      </w:r>
+      <w:r>
+        <w:t xml:space="preserve"> är brandberoende och växer nästan uteslutande på kolad hård kärnved av tall. Arten förekommer främst i glesa, öppna tall- och blandbarrskogar av naturskogskaraktär och etableringen verkar ske sent efter brand, kanske först efter 100–300 år. Mörk kolflarnlav indikerar skog med höga naturvärden och vanligast är att den påträffas på rester av nedbrunna torrakor och högstubbar och lågstubbar som är så grova att hela innandömet är urbränt. Tall- och blandbarrskogar av naturskogskaraktär med spår av återkommande bränder hyser höga biologiska värden och bör skyddas (SLU Artdatabanken, 2024).</w:t>
+      </w:r>
+    </w:p>
+    <w:p>
+      <w:r>
+        <w:rPr>
+          <w:b/>
+        </w:rPr>
+        <w:t>Skrovellav (NT)</w:t>
+      </w:r>
+      <w:r>
+        <w:t xml:space="preserve"> växer på gamla lövträd och på klippor i gamla skogar med hög och jämn luftfuktighet. Slutavverkning av kontinuitetsskog utgör det största hotet och lavens fortsatta förekomst bör säkerställas genom att lokaler med äldre skog skyddas. I områden med mycket hög luftfuktighet kan man på bålen av skrovellav finna de sällsynta parasitsvamparna skrovellavsknapp (EN), </w:t>
+      </w:r>
+      <w:r>
+        <w:rPr>
+          <w:i/>
+        </w:rPr>
+        <w:t>Catillaria lobariicola</w:t>
+      </w:r>
+      <w:r>
+        <w:t xml:space="preserve"> (VU) och </w:t>
+      </w:r>
+      <w:r>
+        <w:rPr>
+          <w:i/>
+        </w:rPr>
+        <w:t>Merismatium lobariae</w:t>
+      </w:r>
+      <w:r>
+        <w:t xml:space="preserve"> (DD). Skrovellav är typisk art för </w:t>
+      </w:r>
+      <w:r>
+        <w:rPr>
+          <w:i/>
+        </w:rPr>
+        <w:t xml:space="preserve">9010 Taiga, 9020 Nordlig ädellövskog, 9040 Fjällbjörkskog, 9070 Trädklädd betesmark, 9160 Näringsrik ekskog, 9180 Ädellövskog i branter, 9190 Näringsfattig ekskog, 8210 Kalkbranter </w:t>
+      </w:r>
+      <w:r>
+        <w:t xml:space="preserve">och </w:t>
+      </w:r>
+      <w:r>
+        <w:rPr>
+          <w:i/>
+        </w:rPr>
+        <w:t>6530 Lövängar</w:t>
+      </w:r>
+      <w:r>
+        <w:t xml:space="preserve"> (SLU Artdatabanken, 2026; Nitare &amp; Skogsstyrelsen, 2019).</w:t>
+      </w:r>
+    </w:p>
+    <w:p>
+      <w:r>
+        <w:rPr>
+          <w:b/>
+        </w:rPr>
+        <w:t>Vedflamlav (NT)</w:t>
+      </w:r>
+      <w:r>
+        <w:t xml:space="preserve"> växer på gammal hård och torr, exponerad kärnved av tall, främst på högstubbar i ljusöppna lägen, t.ex. vid och på myrar, sjökanter, i glesa hällmarkskogar och i brandpräglade tallnaturskogar. Substratet nyskapas i begränsad omfattning och arten är en utmärkt indikator på höga naturvärden i denna skogstyp. Tall- och barrblandskogar med naturskogskaraktär och spår av bränder har ofta höga biologiska värden och bör skyddas. På vedflamlavens bål kan den sällsynta spiklaven/parasiten </w:t>
+      </w:r>
+      <w:r>
+        <w:rPr>
+          <w:i/>
+        </w:rPr>
+        <w:t>Calicium ramboldiicola</w:t>
+      </w:r>
+      <w:r>
+        <w:t xml:space="preserve"> (VU) påträffas (SLU Artdatabanken, 2026).</w:t>
+      </w:r>
+    </w:p>
+    <w:p>
+      <w:r>
+        <w:rPr>
+          <w:b/>
+        </w:rPr>
+        <w:t>Vedskivlav (NT)</w:t>
+      </w:r>
+      <w:r>
+        <w:t xml:space="preserve"> växer på gammal, torr, exponerad, hård kärnved av framförallt tall i naturskogsartade bestånd. Avverkning av tallskog av naturskogskaraktär med spår av återkommande bränder är ett hot. Mängden lämplig ved att växa på för vedskivlav minskar, dels på grund av naturlig nedbrytning men framförallt på grund av att de förstörs i samband med slutavverkningar, gallringar och markberedning. Tall- och blandbarrskogar av naturskogskaraktär med spår av återkommande bränder bör skyddas. Vedskivlav är typisk art för </w:t>
+      </w:r>
+      <w:r>
+        <w:rPr>
+          <w:i/>
+        </w:rPr>
+        <w:t>9010 Taiga</w:t>
+      </w:r>
+      <w:r>
+        <w:t xml:space="preserve"> (SLU Artdatabanken, 2024).</w:t>
+      </w:r>
+    </w:p>
+    <w:p>
+      <w:r>
+        <w:rPr>
+          <w:b/>
+        </w:rPr>
+        <w:t>Violettgrå tagellav (NT)</w:t>
+      </w:r>
+      <w:r>
+        <w:t xml:space="preserve"> växer nästan uteslutande i gamla olikåldriga barrnaturskogar med lång skoglig kontinuitet och är en utmärkt signal på skog med höga naturvärden. Slutavverkning av tidigare aldrig slutavverkad skog (kontinuitetsskog) är det största hotet. Biotopen nyskapas i begränsad omfattning och barrskog äldre än 160 år, där den violettgrå tagellaven huvudsakligen påträffas har minskat med 50% de senaste 50 åren. Lågproduktiv skogsmark där laven förekommer bör undantas från skogsbruk och rika förekomster i äldre granskog bör skyddas. Arten är känslig för uttorkning och det är väsentligt att tillräckligt stora bestånd avsätts. Violettgrå tagellav är typisk art för </w:t>
+      </w:r>
+      <w:r>
+        <w:rPr>
+          <w:i/>
+        </w:rPr>
+        <w:t>9010 Taiga</w:t>
+      </w:r>
+      <w:r>
+        <w:t xml:space="preserve"> (SLU Artdatabanken, 2024; Nitare &amp; Skogsstyrelsen, 2019).</w:t>
+      </w:r>
+    </w:p>
+    <w:p>
+      <w:r>
+        <w:rPr>
+          <w:b/>
+        </w:rPr>
+        <w:t>Bergfink (§4)</w:t>
+      </w:r>
+      <w:r>
+        <w:t xml:space="preserve"> häckar i barr- och blandskog samt i fjällbjörkskog. Den förekommer i Norrland, västra Dalarna och norra Värmland samt sparsamt till sällsynt vidare söderut till mellersta Värmland, norra Västmanland och södra Gästrikland. Bergfink är typisk art för </w:t>
+      </w:r>
+      <w:r>
+        <w:rPr>
+          <w:i/>
+        </w:rPr>
+        <w:t>9040 Fjällbjörkskog</w:t>
+      </w:r>
+      <w:r>
+        <w:t xml:space="preserve"> (SLU Artdatabanken, 2025).</w:t>
       </w:r>
     </w:p>
     <w:p>
@@ -319,6 +593,22 @@
       <w:r>
         <w:t>I den avverkningsanmälda skogen har fridlysta arter sina livsmiljöer och växtplatser. Att skada de fridlysta arternas livsmiljöer, växtplatser eller ekologiska funktion är inte tillåtet enligt artskyddsförordningen.</w:t>
       </w:r>
+      <w:r>
+        <w:rPr>
+          <w:i/>
+        </w:rPr>
+        <w:t xml:space="preserve"> EU:s medlemsländer och skogsbolag är skyldiga att agera i enlighet med EU:s fågeldirektiv där det uttryckligen står att direktivet gäller för fåglar samt för deras ägg, bon och </w:t>
+      </w:r>
+      <w:r>
+        <w:rPr>
+          <w:b/>
+          <w:i/>
+        </w:rPr>
+        <w:t xml:space="preserve">livsmiljöer </w:t>
+      </w:r>
+      <w:r>
+        <w:t>(artikel 1). Vidare att de åtgärder som vidtas inte får leda till en försämring av den nuvarande situationen beträffande bevarandet av de fågelarter som avses i artikel 1 (artikel 13).</w:t>
+      </w:r>
     </w:p>
     <w:p>
       <w:r>
@@ -357,7 +647,7 @@
         <w:rPr>
           <w:i/>
         </w:rPr>
-        <w:t>I det avverkningsanmälda skogsområdet har 1 naturvårdsarter varav 1 rödlistade arter sina livsmiljöer och växtplatser.</w:t>
+        <w:t>I det avverkningsanmälda skogsområdet har 12 naturvårdsarter varav 11 rödlistade arter sina livsmiljöer och växtplatser.</w:t>
       </w:r>
     </w:p>
     <w:p>
@@ -542,6 +832,118 @@
           <w:i/>
         </w:rPr>
         <w:t>I den avverkningsanmälda skogen har fridlysta arter sina livsmiljöer och växtplatser. Att skada de fridlysta arternas livsmiljöer, växtplatser eller ekologiska funktion är inte tillåtet enligt artskyddsförordningen</w:t>
+      </w:r>
+    </w:p>
+    <w:p>
+      <w:r>
+        <w:br w:type="page"/>
+      </w:r>
+    </w:p>
+    <w:p>
+      <w:pPr>
+        <w:pStyle w:val="Title"/>
+      </w:pPr>
+      <w:r>
+        <w:t>BILAGA 1 – Rödlistade arter</w:t>
+      </w:r>
+    </w:p>
+    <w:p>
+      <w:pPr>
+        <w:pStyle w:val="Heading1"/>
+      </w:pPr>
+      <w:r>
+        <w:t>Lunglav – ekologi samt krav på livsmiljön</w:t>
+      </w:r>
+    </w:p>
+    <w:p>
+      <w:r>
+        <w:t xml:space="preserve">Lunglav (NT) är en av vårt lands främsta signalarter som överallt indikerar gamla lövträd, skogsbestånd med höga naturvärden och ekosystem med lång skoglig kontinuitet. Lokalt kan förekomsten vara mycket riklig men den hittas nästan enbart i gamla och ej slutavverkade skogar. Artens samtliga förekomster bör uppmärksammas från naturvårdssynpunkt, då många lokaler även hyser andra ovanliga och rödlistade arter, däribland de sällsynta lavparasiterna lunglavshårprick (CR), </w:t>
+      </w:r>
+      <w:r>
+        <w:rPr>
+          <w:i/>
+        </w:rPr>
+        <w:t>Abrothallus diederichii</w:t>
+      </w:r>
+      <w:r>
+        <w:t xml:space="preserve"> (VU), </w:t>
+      </w:r>
+      <w:r>
+        <w:rPr>
+          <w:i/>
+        </w:rPr>
+        <w:t>Abrothallus lobariae</w:t>
+      </w:r>
+      <w:r>
+        <w:t xml:space="preserve"> (VU), </w:t>
+      </w:r>
+      <w:r>
+        <w:rPr>
+          <w:i/>
+        </w:rPr>
+        <w:t>Calycina lobariae</w:t>
+      </w:r>
+      <w:r>
+        <w:t xml:space="preserve"> (VU), lunglavsknapp (VU) och skrovelmössing (VU), som växer på lunglav. Rikliga förekomster med lunglav bör skyddas med biotopskydd, frivilliga avsättningar eller reservat (SLU Artdatabanken, 2026; Nitare &amp; Skogsstyrelsen, 2019).</w:t>
+      </w:r>
+    </w:p>
+    <w:p>
+      <w:r>
+        <w:t xml:space="preserve">Lunglav är typisk art för </w:t>
+      </w:r>
+      <w:r>
+        <w:rPr>
+          <w:i/>
+        </w:rPr>
+        <w:t>9010 Taiga, 9020 Nordlig ädellövskog, 9110 Näringsfattig bokskog, 9130 Näringsrik bokskog, 9160 Näringsrik ekskog, 9180 Ädellövskog i branter, 9190 Näringsfattig ekskog, 9070 Trädklädd betesmark, 9040 Fjällbjörkskog</w:t>
+      </w:r>
+      <w:r>
+        <w:t xml:space="preserve"> och</w:t>
+      </w:r>
+      <w:r>
+        <w:rPr>
+          <w:i/>
+        </w:rPr>
+        <w:t xml:space="preserve"> 6530 Lövängar</w:t>
+      </w:r>
+      <w:r>
+        <w:t xml:space="preserve"> (SLU Artdatabanken, 2026).</w:t>
+      </w:r>
+    </w:p>
+    <w:p>
+      <w:pPr>
+        <w:pStyle w:val="Heading2"/>
+      </w:pPr>
+      <w:r>
+        <w:t>Referenser – lunglav</w:t>
+      </w:r>
+    </w:p>
+    <w:p>
+      <w:r>
+        <w:t xml:space="preserve">Nitare, J. och Skogsstyrelsen, 2019. </w:t>
+      </w:r>
+      <w:r>
+        <w:rPr>
+          <w:i/>
+        </w:rPr>
+        <w:t xml:space="preserve">Skyddsvärd skog – Naturvårdsarter och andra kriterier för naturvärdesbedömning. </w:t>
+      </w:r>
+      <w:r>
+        <w:t>Skogsstyrelsen.</w:t>
+      </w:r>
+    </w:p>
+    <w:p>
+      <w:r>
+        <w:t xml:space="preserve">SLU Artdatabanken, 2026. </w:t>
+      </w:r>
+      <w:r>
+        <w:rPr>
+          <w:i/>
+        </w:rPr>
+        <w:t xml:space="preserve">Artfaktablad. Naturvård – artfakta. </w:t>
+      </w:r>
+      <w:r>
+        <w:t>SLU Artdatabanken, Uppsala.</w:t>
       </w:r>
     </w:p>
     <w:sectPr>
@@ -672,7 +1074,7 @@
     <w:r>
       <w:tab/>
       <w:tab/>
-      <w:t>2026-08-14</w:t>
+      <w:t>2026-08-15</w:t>
       <w:br/>
       <w:br/>
     </w:r>

--- a/klagomål/A 59757-2025 FSC-klagomål.docx
+++ b/klagomål/A 59757-2025 FSC-klagomål.docx
@@ -1074,7 +1074,7 @@
     <w:r>
       <w:tab/>
       <w:tab/>
-      <w:t>2026-08-15</w:t>
+      <w:t>2026-08-16</w:t>
       <w:br/>
       <w:br/>
     </w:r>

--- a/klagomål/A 59757-2025 FSC-klagomål.docx
+++ b/klagomål/A 59757-2025 FSC-klagomål.docx
@@ -1074,7 +1074,7 @@
     <w:r>
       <w:tab/>
       <w:tab/>
-      <w:t>2026-08-16</w:t>
+      <w:t>2026-08-17</w:t>
       <w:br/>
       <w:br/>
     </w:r>

--- a/klagomål/A 59757-2025 FSC-klagomål.docx
+++ b/klagomål/A 59757-2025 FSC-klagomål.docx
@@ -1074,7 +1074,7 @@
     <w:r>
       <w:tab/>
       <w:tab/>
-      <w:t>2026-08-17</w:t>
+      <w:t>2026-08-18</w:t>
       <w:br/>
       <w:br/>
     </w:r>

--- a/klagomål/A 59757-2025 FSC-klagomål.docx
+++ b/klagomål/A 59757-2025 FSC-klagomål.docx
@@ -1074,7 +1074,7 @@
     <w:r>
       <w:tab/>
       <w:tab/>
-      <w:t>2026-08-18</w:t>
+      <w:t>2026-08-19</w:t>
       <w:br/>
       <w:br/>
     </w:r>

--- a/klagomål/A 59757-2025 FSC-klagomål.docx
+++ b/klagomål/A 59757-2025 FSC-klagomål.docx
@@ -1074,7 +1074,7 @@
     <w:r>
       <w:tab/>
       <w:tab/>
-      <w:t>2026-08-19</w:t>
+      <w:t>2026-08-20</w:t>
       <w:br/>
       <w:br/>
     </w:r>

--- a/klagomål/A 59757-2025 FSC-klagomål.docx
+++ b/klagomål/A 59757-2025 FSC-klagomål.docx
@@ -1074,7 +1074,7 @@
     <w:r>
       <w:tab/>
       <w:tab/>
-      <w:t>2026-08-20</w:t>
+      <w:t>2026-08-21</w:t>
       <w:br/>
       <w:br/>
     </w:r>

--- a/klagomål/A 59757-2025 FSC-klagomål.docx
+++ b/klagomål/A 59757-2025 FSC-klagomål.docx
@@ -1074,7 +1074,7 @@
     <w:r>
       <w:tab/>
       <w:tab/>
-      <w:t>2026-08-21</w:t>
+      <w:t>2026-08-22</w:t>
       <w:br/>
       <w:br/>
     </w:r>
